--- a/лабараторная №7/otveti na voprosi.docx
+++ b/лабараторная №7/otveti na voprosi.docx
@@ -31,25 +31,24 @@
     </w:p>
     <w:p>
       <w:pPr>
+        <w:pStyle w:val="a3"/>
         <w:numPr>
           <w:ilvl w:val="0"/>
-          <w:numId w:val="1"/>
+          <w:numId w:val="7"/>
         </w:numPr>
         <w:spacing w:after="0" w:line="0" w:lineRule="atLeast"/>
-        <w:ind w:left="0" w:firstLine="0"/>
-        <w:rPr>
-          <w:rFonts w:ascii="Times New Roman" w:eastAsia="Times New Roman" w:hAnsi="Times New Roman" w:cs="Times New Roman"/>
-          <w:color w:val="000000" w:themeColor="text1"/>
-          <w:sz w:val="28"/>
-          <w:szCs w:val="28"/>
-          <w:lang w:eastAsia="ru-RU"/>
-        </w:rPr>
-      </w:pPr>
-      <w:r>
-        <w:rPr>
-          <w:rFonts w:ascii="Times New Roman" w:eastAsia="Times New Roman" w:hAnsi="Times New Roman" w:cs="Times New Roman"/>
-          <w:b/>
-          <w:bCs/>
+        <w:outlineLvl w:val="2"/>
+        <w:rPr>
+          <w:rFonts w:ascii="Times New Roman" w:eastAsia="Times New Roman" w:hAnsi="Times New Roman" w:cs="Times New Roman"/>
+          <w:color w:val="000000" w:themeColor="text1"/>
+          <w:sz w:val="28"/>
+          <w:szCs w:val="28"/>
+          <w:lang w:eastAsia="ru-RU"/>
+        </w:rPr>
+      </w:pPr>
+      <w:r>
+        <w:rPr>
+          <w:rFonts w:ascii="Times New Roman" w:eastAsia="Times New Roman" w:hAnsi="Times New Roman" w:cs="Times New Roman"/>
           <w:color w:val="000000" w:themeColor="text1"/>
           <w:sz w:val="28"/>
           <w:szCs w:val="28"/>
@@ -71,25 +70,24 @@
     </w:p>
     <w:p>
       <w:pPr>
+        <w:pStyle w:val="a3"/>
         <w:numPr>
           <w:ilvl w:val="0"/>
-          <w:numId w:val="1"/>
+          <w:numId w:val="7"/>
         </w:numPr>
         <w:spacing w:after="0" w:line="0" w:lineRule="atLeast"/>
-        <w:ind w:left="0" w:firstLine="0"/>
-        <w:rPr>
-          <w:rFonts w:ascii="Times New Roman" w:eastAsia="Times New Roman" w:hAnsi="Times New Roman" w:cs="Times New Roman"/>
-          <w:color w:val="000000" w:themeColor="text1"/>
-          <w:sz w:val="28"/>
-          <w:szCs w:val="28"/>
-          <w:lang w:eastAsia="ru-RU"/>
-        </w:rPr>
-      </w:pPr>
-      <w:r>
-        <w:rPr>
-          <w:rFonts w:ascii="Times New Roman" w:eastAsia="Times New Roman" w:hAnsi="Times New Roman" w:cs="Times New Roman"/>
-          <w:b/>
-          <w:bCs/>
+        <w:outlineLvl w:val="2"/>
+        <w:rPr>
+          <w:rFonts w:ascii="Times New Roman" w:eastAsia="Times New Roman" w:hAnsi="Times New Roman" w:cs="Times New Roman"/>
+          <w:color w:val="000000" w:themeColor="text1"/>
+          <w:sz w:val="28"/>
+          <w:szCs w:val="28"/>
+          <w:lang w:eastAsia="ru-RU"/>
+        </w:rPr>
+      </w:pPr>
+      <w:r>
+        <w:rPr>
+          <w:rFonts w:ascii="Times New Roman" w:eastAsia="Times New Roman" w:hAnsi="Times New Roman" w:cs="Times New Roman"/>
           <w:color w:val="000000" w:themeColor="text1"/>
           <w:sz w:val="28"/>
           <w:szCs w:val="28"/>
@@ -111,25 +109,24 @@
     </w:p>
     <w:p>
       <w:pPr>
+        <w:pStyle w:val="a3"/>
         <w:numPr>
           <w:ilvl w:val="0"/>
-          <w:numId w:val="1"/>
+          <w:numId w:val="7"/>
         </w:numPr>
         <w:spacing w:after="0" w:line="0" w:lineRule="atLeast"/>
-        <w:ind w:left="0" w:firstLine="0"/>
-        <w:rPr>
-          <w:rFonts w:ascii="Times New Roman" w:eastAsia="Times New Roman" w:hAnsi="Times New Roman" w:cs="Times New Roman"/>
-          <w:color w:val="000000" w:themeColor="text1"/>
-          <w:sz w:val="28"/>
-          <w:szCs w:val="28"/>
-          <w:lang w:eastAsia="ru-RU"/>
-        </w:rPr>
-      </w:pPr>
-      <w:r>
-        <w:rPr>
-          <w:rFonts w:ascii="Times New Roman" w:eastAsia="Times New Roman" w:hAnsi="Times New Roman" w:cs="Times New Roman"/>
-          <w:b/>
-          <w:bCs/>
+        <w:outlineLvl w:val="2"/>
+        <w:rPr>
+          <w:rFonts w:ascii="Times New Roman" w:eastAsia="Times New Roman" w:hAnsi="Times New Roman" w:cs="Times New Roman"/>
+          <w:color w:val="000000" w:themeColor="text1"/>
+          <w:sz w:val="28"/>
+          <w:szCs w:val="28"/>
+          <w:lang w:eastAsia="ru-RU"/>
+        </w:rPr>
+      </w:pPr>
+      <w:r>
+        <w:rPr>
+          <w:rFonts w:ascii="Times New Roman" w:eastAsia="Times New Roman" w:hAnsi="Times New Roman" w:cs="Times New Roman"/>
           <w:color w:val="000000" w:themeColor="text1"/>
           <w:sz w:val="28"/>
           <w:szCs w:val="28"/>
@@ -192,198 +189,168 @@
     </w:p>
     <w:p>
       <w:pPr>
-        <w:pStyle w:val="min-w-0"/>
+        <w:pStyle w:val="a3"/>
         <w:numPr>
           <w:ilvl w:val="0"/>
-          <w:numId w:val="2"/>
+          <w:numId w:val="11"/>
         </w:numPr>
-        <w:spacing w:before="0" w:beforeAutospacing="0" w:after="0" w:afterAutospacing="0" w:line="0" w:lineRule="atLeast"/>
-        <w:ind w:left="0" w:firstLine="0"/>
-        <w:rPr>
-          <w:color w:val="000000" w:themeColor="text1"/>
-          <w:sz w:val="28"/>
-          <w:szCs w:val="28"/>
-        </w:rPr>
-      </w:pPr>
-      <w:r>
-        <w:rPr>
-          <w:rStyle w:val="font-semibold"/>
-          <w:b/>
-          <w:bCs/>
-          <w:color w:val="000000" w:themeColor="text1"/>
-          <w:sz w:val="28"/>
-          <w:szCs w:val="28"/>
-        </w:rPr>
-        <w:t>Интерфейс:</w:t>
-      </w:r>
-      <w:r>
-        <w:rPr>
-          <w:color w:val="000000" w:themeColor="text1"/>
-          <w:sz w:val="28"/>
-          <w:szCs w:val="28"/>
-        </w:rPr>
-        <w:t> Создаете класс или функцию с одинаковой сигнатурой (</w:t>
+        <w:spacing w:after="0" w:line="0" w:lineRule="atLeast"/>
+        <w:outlineLvl w:val="2"/>
+        <w:rPr>
+          <w:rFonts w:ascii="Times New Roman" w:eastAsia="Times New Roman" w:hAnsi="Times New Roman" w:cs="Times New Roman"/>
+          <w:color w:val="000000" w:themeColor="text1"/>
+          <w:sz w:val="28"/>
+          <w:szCs w:val="28"/>
+          <w:lang w:eastAsia="ru-RU"/>
+        </w:rPr>
+      </w:pPr>
+      <w:r>
+        <w:rPr>
+          <w:rFonts w:ascii="Times New Roman" w:eastAsia="Times New Roman" w:hAnsi="Times New Roman" w:cs="Times New Roman"/>
+          <w:color w:val="000000" w:themeColor="text1"/>
+          <w:sz w:val="28"/>
+          <w:szCs w:val="28"/>
+          <w:lang w:eastAsia="ru-RU"/>
+        </w:rPr>
+        <w:t>Интерфейс: Создаете класс или функцию с одинаковой сигнатурой (</w:t>
       </w:r>
       <w:proofErr w:type="spellStart"/>
       <w:r>
         <w:rPr>
-          <w:rStyle w:val="HTML"/>
-          <w:rFonts w:ascii="Times New Roman" w:hAnsi="Times New Roman" w:cs="Times New Roman"/>
-          <w:color w:val="000000" w:themeColor="text1"/>
-          <w:sz w:val="28"/>
-          <w:szCs w:val="28"/>
+          <w:rFonts w:ascii="Times New Roman" w:eastAsia="Times New Roman" w:hAnsi="Times New Roman" w:cs="Times New Roman"/>
+          <w:color w:val="000000" w:themeColor="text1"/>
+          <w:sz w:val="28"/>
+          <w:szCs w:val="28"/>
+          <w:lang w:eastAsia="ru-RU"/>
         </w:rPr>
         <w:t>filter</w:t>
       </w:r>
       <w:proofErr w:type="spellEnd"/>
       <w:r>
         <w:rPr>
-          <w:rStyle w:val="HTML"/>
-          <w:rFonts w:ascii="Times New Roman" w:hAnsi="Times New Roman" w:cs="Times New Roman"/>
-          <w:color w:val="000000" w:themeColor="text1"/>
-          <w:sz w:val="28"/>
-          <w:szCs w:val="28"/>
+          <w:rFonts w:ascii="Times New Roman" w:eastAsia="Times New Roman" w:hAnsi="Times New Roman" w:cs="Times New Roman"/>
+          <w:color w:val="000000" w:themeColor="text1"/>
+          <w:sz w:val="28"/>
+          <w:szCs w:val="28"/>
+          <w:lang w:eastAsia="ru-RU"/>
         </w:rPr>
         <w:t>(</w:t>
       </w:r>
       <w:proofErr w:type="spellStart"/>
       <w:r>
         <w:rPr>
-          <w:rStyle w:val="HTML"/>
-          <w:rFonts w:ascii="Times New Roman" w:hAnsi="Times New Roman" w:cs="Times New Roman"/>
-          <w:color w:val="000000" w:themeColor="text1"/>
-          <w:sz w:val="28"/>
-          <w:szCs w:val="28"/>
+          <w:rFonts w:ascii="Times New Roman" w:eastAsia="Times New Roman" w:hAnsi="Times New Roman" w:cs="Times New Roman"/>
+          <w:color w:val="000000" w:themeColor="text1"/>
+          <w:sz w:val="28"/>
+          <w:szCs w:val="28"/>
+          <w:lang w:eastAsia="ru-RU"/>
         </w:rPr>
         <w:t>self</w:t>
       </w:r>
       <w:proofErr w:type="spellEnd"/>
       <w:r>
         <w:rPr>
-          <w:rStyle w:val="HTML"/>
-          <w:rFonts w:ascii="Times New Roman" w:hAnsi="Times New Roman" w:cs="Times New Roman"/>
-          <w:color w:val="000000" w:themeColor="text1"/>
-          <w:sz w:val="28"/>
-          <w:szCs w:val="28"/>
+          <w:rFonts w:ascii="Times New Roman" w:eastAsia="Times New Roman" w:hAnsi="Times New Roman" w:cs="Times New Roman"/>
+          <w:color w:val="000000" w:themeColor="text1"/>
+          <w:sz w:val="28"/>
+          <w:szCs w:val="28"/>
+          <w:lang w:eastAsia="ru-RU"/>
         </w:rPr>
         <w:t xml:space="preserve">, </w:t>
       </w:r>
       <w:proofErr w:type="spellStart"/>
       <w:r>
         <w:rPr>
-          <w:rStyle w:val="HTML"/>
-          <w:rFonts w:ascii="Times New Roman" w:hAnsi="Times New Roman" w:cs="Times New Roman"/>
-          <w:color w:val="000000" w:themeColor="text1"/>
-          <w:sz w:val="28"/>
-          <w:szCs w:val="28"/>
+          <w:rFonts w:ascii="Times New Roman" w:eastAsia="Times New Roman" w:hAnsi="Times New Roman" w:cs="Times New Roman"/>
+          <w:color w:val="000000" w:themeColor="text1"/>
+          <w:sz w:val="28"/>
+          <w:szCs w:val="28"/>
+          <w:lang w:eastAsia="ru-RU"/>
         </w:rPr>
         <w:t>data</w:t>
       </w:r>
       <w:proofErr w:type="spellEnd"/>
       <w:r>
         <w:rPr>
-          <w:rStyle w:val="HTML"/>
-          <w:rFonts w:ascii="Times New Roman" w:hAnsi="Times New Roman" w:cs="Times New Roman"/>
-          <w:color w:val="000000" w:themeColor="text1"/>
-          <w:sz w:val="28"/>
-          <w:szCs w:val="28"/>
-        </w:rPr>
-        <w:t>)</w:t>
-      </w:r>
-      <w:r>
-        <w:rPr>
-          <w:color w:val="000000" w:themeColor="text1"/>
-          <w:sz w:val="28"/>
-          <w:szCs w:val="28"/>
-        </w:rPr>
-        <w:t> или </w:t>
+          <w:rFonts w:ascii="Times New Roman" w:eastAsia="Times New Roman" w:hAnsi="Times New Roman" w:cs="Times New Roman"/>
+          <w:color w:val="000000" w:themeColor="text1"/>
+          <w:sz w:val="28"/>
+          <w:szCs w:val="28"/>
+          <w:lang w:eastAsia="ru-RU"/>
+        </w:rPr>
+        <w:t>) или </w:t>
       </w:r>
       <w:proofErr w:type="spellStart"/>
       <w:r>
         <w:rPr>
-          <w:rStyle w:val="HTML"/>
-          <w:rFonts w:ascii="Times New Roman" w:hAnsi="Times New Roman" w:cs="Times New Roman"/>
-          <w:color w:val="000000" w:themeColor="text1"/>
-          <w:sz w:val="28"/>
-          <w:szCs w:val="28"/>
+          <w:rFonts w:ascii="Times New Roman" w:eastAsia="Times New Roman" w:hAnsi="Times New Roman" w:cs="Times New Roman"/>
+          <w:color w:val="000000" w:themeColor="text1"/>
+          <w:sz w:val="28"/>
+          <w:szCs w:val="28"/>
+          <w:lang w:eastAsia="ru-RU"/>
         </w:rPr>
         <w:t>filter</w:t>
       </w:r>
       <w:proofErr w:type="spellEnd"/>
       <w:r>
         <w:rPr>
-          <w:rStyle w:val="HTML"/>
-          <w:rFonts w:ascii="Times New Roman" w:hAnsi="Times New Roman" w:cs="Times New Roman"/>
-          <w:color w:val="000000" w:themeColor="text1"/>
-          <w:sz w:val="28"/>
-          <w:szCs w:val="28"/>
+          <w:rFonts w:ascii="Times New Roman" w:eastAsia="Times New Roman" w:hAnsi="Times New Roman" w:cs="Times New Roman"/>
+          <w:color w:val="000000" w:themeColor="text1"/>
+          <w:sz w:val="28"/>
+          <w:szCs w:val="28"/>
+          <w:lang w:eastAsia="ru-RU"/>
         </w:rPr>
         <w:t>(</w:t>
       </w:r>
       <w:proofErr w:type="spellStart"/>
       <w:r>
         <w:rPr>
-          <w:rStyle w:val="HTML"/>
-          <w:rFonts w:ascii="Times New Roman" w:hAnsi="Times New Roman" w:cs="Times New Roman"/>
-          <w:color w:val="000000" w:themeColor="text1"/>
-          <w:sz w:val="28"/>
-          <w:szCs w:val="28"/>
+          <w:rFonts w:ascii="Times New Roman" w:eastAsia="Times New Roman" w:hAnsi="Times New Roman" w:cs="Times New Roman"/>
+          <w:color w:val="000000" w:themeColor="text1"/>
+          <w:sz w:val="28"/>
+          <w:szCs w:val="28"/>
+          <w:lang w:eastAsia="ru-RU"/>
         </w:rPr>
         <w:t>data</w:t>
       </w:r>
       <w:proofErr w:type="spellEnd"/>
       <w:r>
         <w:rPr>
-          <w:rStyle w:val="HTML"/>
-          <w:rFonts w:ascii="Times New Roman" w:hAnsi="Times New Roman" w:cs="Times New Roman"/>
-          <w:color w:val="000000" w:themeColor="text1"/>
-          <w:sz w:val="28"/>
-          <w:szCs w:val="28"/>
-        </w:rPr>
-        <w:t>)</w:t>
-      </w:r>
-      <w:r>
-        <w:rPr>
-          <w:color w:val="000000" w:themeColor="text1"/>
-          <w:sz w:val="28"/>
-          <w:szCs w:val="28"/>
-        </w:rPr>
-        <w:t>).</w:t>
+          <w:rFonts w:ascii="Times New Roman" w:eastAsia="Times New Roman" w:hAnsi="Times New Roman" w:cs="Times New Roman"/>
+          <w:color w:val="000000" w:themeColor="text1"/>
+          <w:sz w:val="28"/>
+          <w:szCs w:val="28"/>
+          <w:lang w:eastAsia="ru-RU"/>
+        </w:rPr>
+        <w:t>)).</w:t>
       </w:r>
     </w:p>
     <w:p>
       <w:pPr>
-        <w:pStyle w:val="min-w-0"/>
+        <w:pStyle w:val="a3"/>
         <w:numPr>
           <w:ilvl w:val="0"/>
-          <w:numId w:val="2"/>
+          <w:numId w:val="11"/>
         </w:numPr>
-        <w:spacing w:before="0" w:beforeAutospacing="0" w:after="0" w:afterAutospacing="0" w:line="0" w:lineRule="atLeast"/>
-        <w:ind w:left="0" w:firstLine="0"/>
-        <w:rPr>
-          <w:color w:val="000000" w:themeColor="text1"/>
-          <w:sz w:val="28"/>
-          <w:szCs w:val="28"/>
-        </w:rPr>
-      </w:pPr>
-      <w:r>
-        <w:rPr>
-          <w:rStyle w:val="font-semibold"/>
-          <w:b/>
-          <w:bCs/>
-          <w:color w:val="000000" w:themeColor="text1"/>
-          <w:sz w:val="28"/>
-          <w:szCs w:val="28"/>
-        </w:rPr>
-        <w:t>Замена:</w:t>
-      </w:r>
-      <w:r>
-        <w:rPr>
-          <w:color w:val="000000" w:themeColor="text1"/>
-          <w:sz w:val="28"/>
-          <w:szCs w:val="28"/>
-        </w:rPr>
-        <w:t> В основном файле меняете только создание нового объекта фильтрации, не трогая остальной код.</w:t>
+        <w:spacing w:after="0" w:line="0" w:lineRule="atLeast"/>
+        <w:outlineLvl w:val="2"/>
+        <w:rPr>
+          <w:rFonts w:ascii="Times New Roman" w:eastAsia="Times New Roman" w:hAnsi="Times New Roman" w:cs="Times New Roman"/>
+          <w:color w:val="000000" w:themeColor="text1"/>
+          <w:sz w:val="28"/>
+          <w:szCs w:val="28"/>
+          <w:lang w:eastAsia="ru-RU"/>
+        </w:rPr>
+      </w:pPr>
+      <w:r>
+        <w:rPr>
+          <w:rFonts w:ascii="Times New Roman" w:eastAsia="Times New Roman" w:hAnsi="Times New Roman" w:cs="Times New Roman"/>
+          <w:color w:val="000000" w:themeColor="text1"/>
+          <w:sz w:val="28"/>
+          <w:szCs w:val="28"/>
+          <w:lang w:eastAsia="ru-RU"/>
+        </w:rPr>
+        <w:t>Замена: В основном файле меняете только создание нового объекта фильтрации, не трогая остальной код.</w:t>
       </w:r>
     </w:p>
     <w:p>
@@ -407,35 +374,37 @@
     </w:p>
     <w:p>
       <w:pPr>
-        <w:pStyle w:val="min-w-0"/>
+        <w:pStyle w:val="a3"/>
         <w:numPr>
           <w:ilvl w:val="0"/>
-          <w:numId w:val="3"/>
+          <w:numId w:val="10"/>
         </w:numPr>
-        <w:spacing w:before="0" w:beforeAutospacing="0" w:after="0" w:afterAutospacing="0" w:line="0" w:lineRule="atLeast"/>
-        <w:ind w:left="0" w:firstLine="0"/>
-        <w:rPr>
-          <w:color w:val="000000" w:themeColor="text1"/>
-          <w:sz w:val="28"/>
-          <w:szCs w:val="28"/>
-        </w:rPr>
-      </w:pPr>
-      <w:r>
-        <w:rPr>
-          <w:rStyle w:val="font-semibold"/>
-          <w:b/>
-          <w:bCs/>
-          <w:color w:val="000000" w:themeColor="text1"/>
-          <w:sz w:val="28"/>
-          <w:szCs w:val="28"/>
+        <w:spacing w:after="0" w:line="0" w:lineRule="atLeast"/>
+        <w:outlineLvl w:val="2"/>
+        <w:rPr>
+          <w:rFonts w:ascii="Times New Roman" w:eastAsia="Times New Roman" w:hAnsi="Times New Roman" w:cs="Times New Roman"/>
+          <w:color w:val="000000" w:themeColor="text1"/>
+          <w:sz w:val="28"/>
+          <w:szCs w:val="28"/>
+          <w:lang w:eastAsia="ru-RU"/>
+        </w:rPr>
+      </w:pPr>
+      <w:r>
+        <w:rPr>
+          <w:rFonts w:ascii="Times New Roman" w:eastAsia="Times New Roman" w:hAnsi="Times New Roman" w:cs="Times New Roman"/>
+          <w:sz w:val="28"/>
+          <w:szCs w:val="28"/>
+          <w:lang w:eastAsia="ru-RU"/>
         </w:rPr>
         <w:t>Модульность:</w:t>
       </w:r>
       <w:r>
         <w:rPr>
-          <w:color w:val="000000" w:themeColor="text1"/>
-          <w:sz w:val="28"/>
-          <w:szCs w:val="28"/>
+          <w:rFonts w:ascii="Times New Roman" w:eastAsia="Times New Roman" w:hAnsi="Times New Roman" w:cs="Times New Roman"/>
+          <w:color w:val="000000" w:themeColor="text1"/>
+          <w:sz w:val="28"/>
+          <w:szCs w:val="28"/>
+          <w:lang w:eastAsia="ru-RU"/>
         </w:rPr>
         <w:br/>
         <w:t>Можно разрабатывать, тестировать и отлаживать отдельные части независимо.</w:t>
@@ -443,35 +412,37 @@
     </w:p>
     <w:p>
       <w:pPr>
-        <w:pStyle w:val="min-w-0"/>
+        <w:pStyle w:val="a3"/>
         <w:numPr>
           <w:ilvl w:val="0"/>
-          <w:numId w:val="3"/>
+          <w:numId w:val="10"/>
         </w:numPr>
-        <w:spacing w:before="0" w:beforeAutospacing="0" w:after="0" w:afterAutospacing="0" w:line="0" w:lineRule="atLeast"/>
-        <w:ind w:left="0" w:firstLine="0"/>
-        <w:rPr>
-          <w:color w:val="000000" w:themeColor="text1"/>
-          <w:sz w:val="28"/>
-          <w:szCs w:val="28"/>
-        </w:rPr>
-      </w:pPr>
-      <w:r>
-        <w:rPr>
-          <w:rStyle w:val="font-semibold"/>
-          <w:b/>
-          <w:bCs/>
-          <w:color w:val="000000" w:themeColor="text1"/>
-          <w:sz w:val="28"/>
-          <w:szCs w:val="28"/>
+        <w:spacing w:after="0" w:line="0" w:lineRule="atLeast"/>
+        <w:outlineLvl w:val="2"/>
+        <w:rPr>
+          <w:rFonts w:ascii="Times New Roman" w:eastAsia="Times New Roman" w:hAnsi="Times New Roman" w:cs="Times New Roman"/>
+          <w:color w:val="000000" w:themeColor="text1"/>
+          <w:sz w:val="28"/>
+          <w:szCs w:val="28"/>
+          <w:lang w:eastAsia="ru-RU"/>
+        </w:rPr>
+      </w:pPr>
+      <w:r>
+        <w:rPr>
+          <w:rFonts w:ascii="Times New Roman" w:eastAsia="Times New Roman" w:hAnsi="Times New Roman" w:cs="Times New Roman"/>
+          <w:sz w:val="28"/>
+          <w:szCs w:val="28"/>
+          <w:lang w:eastAsia="ru-RU"/>
         </w:rPr>
         <w:t>Повторное использование:</w:t>
       </w:r>
       <w:r>
         <w:rPr>
-          <w:color w:val="000000" w:themeColor="text1"/>
-          <w:sz w:val="28"/>
-          <w:szCs w:val="28"/>
+          <w:rFonts w:ascii="Times New Roman" w:eastAsia="Times New Roman" w:hAnsi="Times New Roman" w:cs="Times New Roman"/>
+          <w:color w:val="000000" w:themeColor="text1"/>
+          <w:sz w:val="28"/>
+          <w:szCs w:val="28"/>
+          <w:lang w:eastAsia="ru-RU"/>
         </w:rPr>
         <w:br/>
         <w:t>Модули можно использовать в других проектах или сценариях.</w:t>
@@ -479,35 +450,37 @@
     </w:p>
     <w:p>
       <w:pPr>
-        <w:pStyle w:val="min-w-0"/>
+        <w:pStyle w:val="a3"/>
         <w:numPr>
           <w:ilvl w:val="0"/>
-          <w:numId w:val="3"/>
+          <w:numId w:val="10"/>
         </w:numPr>
-        <w:spacing w:before="0" w:beforeAutospacing="0" w:after="0" w:afterAutospacing="0" w:line="0" w:lineRule="atLeast"/>
-        <w:ind w:left="0" w:firstLine="0"/>
-        <w:rPr>
-          <w:color w:val="000000" w:themeColor="text1"/>
-          <w:sz w:val="28"/>
-          <w:szCs w:val="28"/>
-        </w:rPr>
-      </w:pPr>
-      <w:r>
-        <w:rPr>
-          <w:rStyle w:val="font-semibold"/>
-          <w:b/>
-          <w:bCs/>
-          <w:color w:val="000000" w:themeColor="text1"/>
-          <w:sz w:val="28"/>
-          <w:szCs w:val="28"/>
+        <w:spacing w:after="0" w:line="0" w:lineRule="atLeast"/>
+        <w:outlineLvl w:val="2"/>
+        <w:rPr>
+          <w:rFonts w:ascii="Times New Roman" w:eastAsia="Times New Roman" w:hAnsi="Times New Roman" w:cs="Times New Roman"/>
+          <w:color w:val="000000" w:themeColor="text1"/>
+          <w:sz w:val="28"/>
+          <w:szCs w:val="28"/>
+          <w:lang w:eastAsia="ru-RU"/>
+        </w:rPr>
+      </w:pPr>
+      <w:r>
+        <w:rPr>
+          <w:rFonts w:ascii="Times New Roman" w:eastAsia="Times New Roman" w:hAnsi="Times New Roman" w:cs="Times New Roman"/>
+          <w:sz w:val="28"/>
+          <w:szCs w:val="28"/>
+          <w:lang w:eastAsia="ru-RU"/>
         </w:rPr>
         <w:t>Удобство командной работы:</w:t>
       </w:r>
       <w:r>
         <w:rPr>
-          <w:color w:val="000000" w:themeColor="text1"/>
-          <w:sz w:val="28"/>
-          <w:szCs w:val="28"/>
+          <w:rFonts w:ascii="Times New Roman" w:eastAsia="Times New Roman" w:hAnsi="Times New Roman" w:cs="Times New Roman"/>
+          <w:color w:val="000000" w:themeColor="text1"/>
+          <w:sz w:val="28"/>
+          <w:szCs w:val="28"/>
+          <w:lang w:eastAsia="ru-RU"/>
         </w:rPr>
         <w:br/>
         <w:t>Разные разработчики работают над разными модулями, не мешая друг другу.</w:t>
@@ -515,35 +488,37 @@
     </w:p>
     <w:p>
       <w:pPr>
-        <w:pStyle w:val="min-w-0"/>
+        <w:pStyle w:val="a3"/>
         <w:numPr>
           <w:ilvl w:val="0"/>
-          <w:numId w:val="3"/>
+          <w:numId w:val="10"/>
         </w:numPr>
-        <w:spacing w:before="0" w:beforeAutospacing="0" w:after="0" w:afterAutospacing="0" w:line="0" w:lineRule="atLeast"/>
-        <w:ind w:left="0" w:firstLine="0"/>
-        <w:rPr>
-          <w:color w:val="000000" w:themeColor="text1"/>
-          <w:sz w:val="28"/>
-          <w:szCs w:val="28"/>
-        </w:rPr>
-      </w:pPr>
-      <w:r>
-        <w:rPr>
-          <w:rStyle w:val="font-semibold"/>
-          <w:b/>
-          <w:bCs/>
-          <w:color w:val="000000" w:themeColor="text1"/>
-          <w:sz w:val="28"/>
-          <w:szCs w:val="28"/>
+        <w:spacing w:after="0" w:line="0" w:lineRule="atLeast"/>
+        <w:outlineLvl w:val="2"/>
+        <w:rPr>
+          <w:rFonts w:ascii="Times New Roman" w:eastAsia="Times New Roman" w:hAnsi="Times New Roman" w:cs="Times New Roman"/>
+          <w:color w:val="000000" w:themeColor="text1"/>
+          <w:sz w:val="28"/>
+          <w:szCs w:val="28"/>
+          <w:lang w:eastAsia="ru-RU"/>
+        </w:rPr>
+      </w:pPr>
+      <w:r>
+        <w:rPr>
+          <w:rFonts w:ascii="Times New Roman" w:eastAsia="Times New Roman" w:hAnsi="Times New Roman" w:cs="Times New Roman"/>
+          <w:sz w:val="28"/>
+          <w:szCs w:val="28"/>
+          <w:lang w:eastAsia="ru-RU"/>
         </w:rPr>
         <w:t>Облегчение поддержки и дополнения:</w:t>
       </w:r>
       <w:r>
         <w:rPr>
-          <w:color w:val="000000" w:themeColor="text1"/>
-          <w:sz w:val="28"/>
-          <w:szCs w:val="28"/>
+          <w:rFonts w:ascii="Times New Roman" w:eastAsia="Times New Roman" w:hAnsi="Times New Roman" w:cs="Times New Roman"/>
+          <w:color w:val="000000" w:themeColor="text1"/>
+          <w:sz w:val="28"/>
+          <w:szCs w:val="28"/>
+          <w:lang w:eastAsia="ru-RU"/>
         </w:rPr>
         <w:br/>
         <w:t>Можно легко менять или расширять отдельные компоненты, не трогая всю систему.</w:t>
@@ -551,35 +526,37 @@
     </w:p>
     <w:p>
       <w:pPr>
-        <w:pStyle w:val="min-w-0"/>
+        <w:pStyle w:val="a3"/>
         <w:numPr>
           <w:ilvl w:val="0"/>
-          <w:numId w:val="3"/>
+          <w:numId w:val="10"/>
         </w:numPr>
-        <w:spacing w:before="0" w:beforeAutospacing="0" w:after="0" w:afterAutospacing="0" w:line="0" w:lineRule="atLeast"/>
-        <w:ind w:left="0" w:firstLine="0"/>
-        <w:rPr>
-          <w:color w:val="000000" w:themeColor="text1"/>
-          <w:sz w:val="28"/>
-          <w:szCs w:val="28"/>
-        </w:rPr>
-      </w:pPr>
-      <w:r>
-        <w:rPr>
-          <w:rStyle w:val="font-semibold"/>
-          <w:b/>
-          <w:bCs/>
-          <w:color w:val="000000" w:themeColor="text1"/>
-          <w:sz w:val="28"/>
-          <w:szCs w:val="28"/>
+        <w:spacing w:after="0" w:line="0" w:lineRule="atLeast"/>
+        <w:outlineLvl w:val="2"/>
+        <w:rPr>
+          <w:rFonts w:ascii="Times New Roman" w:eastAsia="Times New Roman" w:hAnsi="Times New Roman" w:cs="Times New Roman"/>
+          <w:color w:val="000000" w:themeColor="text1"/>
+          <w:sz w:val="28"/>
+          <w:szCs w:val="28"/>
+          <w:lang w:eastAsia="ru-RU"/>
+        </w:rPr>
+      </w:pPr>
+      <w:r>
+        <w:rPr>
+          <w:rFonts w:ascii="Times New Roman" w:eastAsia="Times New Roman" w:hAnsi="Times New Roman" w:cs="Times New Roman"/>
+          <w:sz w:val="28"/>
+          <w:szCs w:val="28"/>
+          <w:lang w:eastAsia="ru-RU"/>
         </w:rPr>
         <w:t>Четкая структура:</w:t>
       </w:r>
       <w:r>
         <w:rPr>
-          <w:color w:val="000000" w:themeColor="text1"/>
-          <w:sz w:val="28"/>
-          <w:szCs w:val="28"/>
+          <w:rFonts w:ascii="Times New Roman" w:eastAsia="Times New Roman" w:hAnsi="Times New Roman" w:cs="Times New Roman"/>
+          <w:color w:val="000000" w:themeColor="text1"/>
+          <w:sz w:val="28"/>
+          <w:szCs w:val="28"/>
+          <w:lang w:eastAsia="ru-RU"/>
         </w:rPr>
         <w:br/>
         <w:t>Проект становится более организованным и менее запутанным.</w:t>
@@ -588,11 +565,1104 @@
     <w:p>
       <w:pPr>
         <w:spacing w:after="0" w:line="0" w:lineRule="atLeast"/>
-        <w:rPr>
-          <w:rFonts w:ascii="Times New Roman" w:hAnsi="Times New Roman" w:cs="Times New Roman"/>
-          <w:color w:val="000000" w:themeColor="text1"/>
-          <w:sz w:val="28"/>
-          <w:szCs w:val="28"/>
+        <w:outlineLvl w:val="2"/>
+        <w:rPr>
+          <w:rFonts w:ascii="Times New Roman" w:eastAsia="Times New Roman" w:hAnsi="Times New Roman" w:cs="Times New Roman"/>
+          <w:color w:val="000000" w:themeColor="text1"/>
+          <w:sz w:val="28"/>
+          <w:szCs w:val="28"/>
+          <w:lang w:eastAsia="ru-RU"/>
+        </w:rPr>
+      </w:pPr>
+      <w:r>
+        <w:rPr>
+          <w:rFonts w:ascii="Times New Roman" w:eastAsia="Times New Roman" w:hAnsi="Times New Roman" w:cs="Times New Roman"/>
+          <w:color w:val="000000" w:themeColor="text1"/>
+          <w:sz w:val="28"/>
+          <w:szCs w:val="28"/>
+          <w:lang w:eastAsia="ru-RU"/>
+        </w:rPr>
+        <w:t>Лабораторная 8</w:t>
+      </w:r>
+    </w:p>
+    <w:p>
+      <w:pPr>
+        <w:spacing w:after="0" w:line="0" w:lineRule="atLeast"/>
+        <w:outlineLvl w:val="2"/>
+        <w:rPr>
+          <w:rFonts w:ascii="Times New Roman" w:eastAsia="Times New Roman" w:hAnsi="Times New Roman" w:cs="Times New Roman"/>
+          <w:b/>
+          <w:bCs/>
+          <w:color w:val="000000" w:themeColor="text1"/>
+          <w:sz w:val="28"/>
+          <w:szCs w:val="28"/>
+          <w:lang w:eastAsia="ru-RU"/>
+        </w:rPr>
+      </w:pPr>
+      <w:r>
+        <w:rPr>
+          <w:rFonts w:ascii="Times New Roman" w:eastAsia="Times New Roman" w:hAnsi="Times New Roman" w:cs="Times New Roman"/>
+          <w:b/>
+          <w:bCs/>
+          <w:color w:val="000000" w:themeColor="text1"/>
+          <w:sz w:val="28"/>
+          <w:szCs w:val="28"/>
+          <w:lang w:eastAsia="ru-RU"/>
+        </w:rPr>
+        <w:t>1. Какие риски безопасности возникают при открытии API наружу? Как их минимизировать?</w:t>
+      </w:r>
+    </w:p>
+    <w:p>
+      <w:pPr>
+        <w:spacing w:after="0" w:line="0" w:lineRule="atLeast"/>
+        <w:outlineLvl w:val="2"/>
+        <w:rPr>
+          <w:rFonts w:ascii="Times New Roman" w:eastAsia="Times New Roman" w:hAnsi="Times New Roman" w:cs="Times New Roman"/>
+          <w:b/>
+          <w:bCs/>
+          <w:color w:val="000000" w:themeColor="text1"/>
+          <w:sz w:val="28"/>
+          <w:szCs w:val="28"/>
+          <w:lang w:eastAsia="ru-RU"/>
+        </w:rPr>
+      </w:pPr>
+      <w:r>
+        <w:rPr>
+          <w:rFonts w:ascii="Times New Roman" w:eastAsia="Times New Roman" w:hAnsi="Times New Roman" w:cs="Times New Roman"/>
+          <w:b/>
+          <w:bCs/>
+          <w:color w:val="000000" w:themeColor="text1"/>
+          <w:sz w:val="28"/>
+          <w:szCs w:val="28"/>
+          <w:lang w:eastAsia="ru-RU"/>
+        </w:rPr>
+        <w:t>Риски:</w:t>
+      </w:r>
+    </w:p>
+    <w:p>
+      <w:pPr>
+        <w:pStyle w:val="a3"/>
+        <w:numPr>
+          <w:ilvl w:val="0"/>
+          <w:numId w:val="12"/>
+        </w:numPr>
+        <w:spacing w:after="0" w:line="0" w:lineRule="atLeast"/>
+        <w:outlineLvl w:val="2"/>
+        <w:rPr>
+          <w:rFonts w:ascii="Times New Roman" w:eastAsia="Times New Roman" w:hAnsi="Times New Roman" w:cs="Times New Roman"/>
+          <w:bCs/>
+          <w:color w:val="000000" w:themeColor="text1"/>
+          <w:sz w:val="28"/>
+          <w:szCs w:val="28"/>
+          <w:lang w:eastAsia="ru-RU"/>
+        </w:rPr>
+      </w:pPr>
+      <w:r>
+        <w:rPr>
+          <w:rFonts w:ascii="Times New Roman" w:eastAsia="Times New Roman" w:hAnsi="Times New Roman" w:cs="Times New Roman"/>
+          <w:color w:val="000000" w:themeColor="text1"/>
+          <w:sz w:val="28"/>
+          <w:szCs w:val="28"/>
+          <w:lang w:eastAsia="ru-RU"/>
+        </w:rPr>
+        <w:t>Несанкционированный доступ:</w:t>
+      </w:r>
+      <w:r>
+        <w:rPr>
+          <w:rFonts w:ascii="Times New Roman" w:eastAsia="Times New Roman" w:hAnsi="Times New Roman" w:cs="Times New Roman"/>
+          <w:bCs/>
+          <w:color w:val="000000" w:themeColor="text1"/>
+          <w:sz w:val="28"/>
+          <w:szCs w:val="28"/>
+          <w:lang w:eastAsia="ru-RU"/>
+        </w:rPr>
+        <w:t> злоумышленники могут получить доступ к вашим данным или управлению системой.</w:t>
+      </w:r>
+    </w:p>
+    <w:p>
+      <w:pPr>
+        <w:pStyle w:val="a3"/>
+        <w:numPr>
+          <w:ilvl w:val="0"/>
+          <w:numId w:val="12"/>
+        </w:numPr>
+        <w:spacing w:after="0" w:line="0" w:lineRule="atLeast"/>
+        <w:outlineLvl w:val="2"/>
+        <w:rPr>
+          <w:rFonts w:ascii="Times New Roman" w:eastAsia="Times New Roman" w:hAnsi="Times New Roman" w:cs="Times New Roman"/>
+          <w:bCs/>
+          <w:color w:val="000000" w:themeColor="text1"/>
+          <w:sz w:val="28"/>
+          <w:szCs w:val="28"/>
+          <w:lang w:eastAsia="ru-RU"/>
+        </w:rPr>
+      </w:pPr>
+      <w:r>
+        <w:rPr>
+          <w:rFonts w:ascii="Times New Roman" w:eastAsia="Times New Roman" w:hAnsi="Times New Roman" w:cs="Times New Roman"/>
+          <w:color w:val="000000" w:themeColor="text1"/>
+          <w:sz w:val="28"/>
+          <w:szCs w:val="28"/>
+          <w:lang w:eastAsia="ru-RU"/>
+        </w:rPr>
+        <w:t>Уязвимости в API:</w:t>
+      </w:r>
+      <w:r>
+        <w:rPr>
+          <w:rFonts w:ascii="Times New Roman" w:eastAsia="Times New Roman" w:hAnsi="Times New Roman" w:cs="Times New Roman"/>
+          <w:bCs/>
+          <w:color w:val="000000" w:themeColor="text1"/>
+          <w:sz w:val="28"/>
+          <w:szCs w:val="28"/>
+          <w:lang w:eastAsia="ru-RU"/>
+        </w:rPr>
+        <w:t xml:space="preserve"> например, попытки SQL-инъекций, переполнение буфера, атакующие могут использовать незащищённые </w:t>
+      </w:r>
+      <w:proofErr w:type="spellStart"/>
+      <w:r>
+        <w:rPr>
+          <w:rFonts w:ascii="Times New Roman" w:eastAsia="Times New Roman" w:hAnsi="Times New Roman" w:cs="Times New Roman"/>
+          <w:bCs/>
+          <w:color w:val="000000" w:themeColor="text1"/>
+          <w:sz w:val="28"/>
+          <w:szCs w:val="28"/>
+          <w:lang w:eastAsia="ru-RU"/>
+        </w:rPr>
+        <w:t>эндпоинты</w:t>
+      </w:r>
+      <w:proofErr w:type="spellEnd"/>
+      <w:r>
+        <w:rPr>
+          <w:rFonts w:ascii="Times New Roman" w:eastAsia="Times New Roman" w:hAnsi="Times New Roman" w:cs="Times New Roman"/>
+          <w:bCs/>
+          <w:color w:val="000000" w:themeColor="text1"/>
+          <w:sz w:val="28"/>
+          <w:szCs w:val="28"/>
+          <w:lang w:eastAsia="ru-RU"/>
+        </w:rPr>
+        <w:t>.</w:t>
+      </w:r>
+    </w:p>
+    <w:p>
+      <w:pPr>
+        <w:pStyle w:val="a3"/>
+        <w:numPr>
+          <w:ilvl w:val="0"/>
+          <w:numId w:val="12"/>
+        </w:numPr>
+        <w:spacing w:after="0" w:line="0" w:lineRule="atLeast"/>
+        <w:outlineLvl w:val="2"/>
+        <w:rPr>
+          <w:rFonts w:ascii="Times New Roman" w:eastAsia="Times New Roman" w:hAnsi="Times New Roman" w:cs="Times New Roman"/>
+          <w:bCs/>
+          <w:color w:val="000000" w:themeColor="text1"/>
+          <w:sz w:val="28"/>
+          <w:szCs w:val="28"/>
+          <w:lang w:eastAsia="ru-RU"/>
+        </w:rPr>
+      </w:pPr>
+      <w:r>
+        <w:rPr>
+          <w:rFonts w:ascii="Times New Roman" w:eastAsia="Times New Roman" w:hAnsi="Times New Roman" w:cs="Times New Roman"/>
+          <w:color w:val="000000" w:themeColor="text1"/>
+          <w:sz w:val="28"/>
+          <w:szCs w:val="28"/>
+          <w:lang w:eastAsia="ru-RU"/>
+        </w:rPr>
+        <w:t>Перегрузка сервера (</w:t>
+      </w:r>
+      <w:proofErr w:type="spellStart"/>
+      <w:r>
+        <w:rPr>
+          <w:rFonts w:ascii="Times New Roman" w:eastAsia="Times New Roman" w:hAnsi="Times New Roman" w:cs="Times New Roman"/>
+          <w:color w:val="000000" w:themeColor="text1"/>
+          <w:sz w:val="28"/>
+          <w:szCs w:val="28"/>
+          <w:lang w:eastAsia="ru-RU"/>
+        </w:rPr>
+        <w:t>DoS</w:t>
+      </w:r>
+      <w:proofErr w:type="spellEnd"/>
+      <w:r>
+        <w:rPr>
+          <w:rFonts w:ascii="Times New Roman" w:eastAsia="Times New Roman" w:hAnsi="Times New Roman" w:cs="Times New Roman"/>
+          <w:color w:val="000000" w:themeColor="text1"/>
+          <w:sz w:val="28"/>
+          <w:szCs w:val="28"/>
+          <w:lang w:eastAsia="ru-RU"/>
+        </w:rPr>
+        <w:t>):</w:t>
+      </w:r>
+      <w:r>
+        <w:rPr>
+          <w:rFonts w:ascii="Times New Roman" w:eastAsia="Times New Roman" w:hAnsi="Times New Roman" w:cs="Times New Roman"/>
+          <w:bCs/>
+          <w:color w:val="000000" w:themeColor="text1"/>
+          <w:sz w:val="28"/>
+          <w:szCs w:val="28"/>
+          <w:lang w:eastAsia="ru-RU"/>
+        </w:rPr>
+        <w:t> злоумышленники могут посылать много запросов, вызывая отказ сервиса.</w:t>
+      </w:r>
+    </w:p>
+    <w:p>
+      <w:pPr>
+        <w:pStyle w:val="a3"/>
+        <w:numPr>
+          <w:ilvl w:val="0"/>
+          <w:numId w:val="12"/>
+        </w:numPr>
+        <w:spacing w:after="0" w:line="0" w:lineRule="atLeast"/>
+        <w:outlineLvl w:val="2"/>
+        <w:rPr>
+          <w:rFonts w:ascii="Times New Roman" w:eastAsia="Times New Roman" w:hAnsi="Times New Roman" w:cs="Times New Roman"/>
+          <w:bCs/>
+          <w:color w:val="000000" w:themeColor="text1"/>
+          <w:sz w:val="28"/>
+          <w:szCs w:val="28"/>
+          <w:lang w:eastAsia="ru-RU"/>
+        </w:rPr>
+      </w:pPr>
+      <w:r>
+        <w:rPr>
+          <w:rFonts w:ascii="Times New Roman" w:eastAsia="Times New Roman" w:hAnsi="Times New Roman" w:cs="Times New Roman"/>
+          <w:color w:val="000000" w:themeColor="text1"/>
+          <w:sz w:val="28"/>
+          <w:szCs w:val="28"/>
+          <w:lang w:eastAsia="ru-RU"/>
+        </w:rPr>
+        <w:t>Потеря данных:</w:t>
+      </w:r>
+      <w:r>
+        <w:rPr>
+          <w:rFonts w:ascii="Times New Roman" w:eastAsia="Times New Roman" w:hAnsi="Times New Roman" w:cs="Times New Roman"/>
+          <w:bCs/>
+          <w:color w:val="000000" w:themeColor="text1"/>
+          <w:sz w:val="28"/>
+          <w:szCs w:val="28"/>
+          <w:lang w:eastAsia="ru-RU"/>
+        </w:rPr>
+        <w:t> при отсутств</w:t>
+      </w:r>
+      <w:proofErr w:type="gramStart"/>
+      <w:r>
+        <w:rPr>
+          <w:rFonts w:ascii="Times New Roman" w:eastAsia="Times New Roman" w:hAnsi="Times New Roman" w:cs="Times New Roman"/>
+          <w:bCs/>
+          <w:color w:val="000000" w:themeColor="text1"/>
+          <w:sz w:val="28"/>
+          <w:szCs w:val="28"/>
+          <w:lang w:eastAsia="ru-RU"/>
+        </w:rPr>
+        <w:t>ии ау</w:t>
+      </w:r>
+      <w:proofErr w:type="gramEnd"/>
+      <w:r>
+        <w:rPr>
+          <w:rFonts w:ascii="Times New Roman" w:eastAsia="Times New Roman" w:hAnsi="Times New Roman" w:cs="Times New Roman"/>
+          <w:bCs/>
+          <w:color w:val="000000" w:themeColor="text1"/>
+          <w:sz w:val="28"/>
+          <w:szCs w:val="28"/>
+          <w:lang w:eastAsia="ru-RU"/>
+        </w:rPr>
+        <w:t>тентификации или шифрования — перехват данных.</w:t>
+      </w:r>
+    </w:p>
+    <w:p>
+      <w:pPr>
+        <w:spacing w:after="0" w:line="0" w:lineRule="atLeast"/>
+        <w:outlineLvl w:val="2"/>
+        <w:rPr>
+          <w:rFonts w:ascii="Times New Roman" w:eastAsia="Times New Roman" w:hAnsi="Times New Roman" w:cs="Times New Roman"/>
+          <w:b/>
+          <w:bCs/>
+          <w:color w:val="000000" w:themeColor="text1"/>
+          <w:sz w:val="28"/>
+          <w:szCs w:val="28"/>
+          <w:lang w:eastAsia="ru-RU"/>
+        </w:rPr>
+      </w:pPr>
+    </w:p>
+    <w:p>
+      <w:pPr>
+        <w:spacing w:after="0" w:line="0" w:lineRule="atLeast"/>
+        <w:outlineLvl w:val="2"/>
+        <w:rPr>
+          <w:rFonts w:ascii="Times New Roman" w:eastAsia="Times New Roman" w:hAnsi="Times New Roman" w:cs="Times New Roman"/>
+          <w:b/>
+          <w:bCs/>
+          <w:color w:val="000000" w:themeColor="text1"/>
+          <w:sz w:val="28"/>
+          <w:szCs w:val="28"/>
+          <w:lang w:eastAsia="ru-RU"/>
+        </w:rPr>
+      </w:pPr>
+    </w:p>
+    <w:p>
+      <w:pPr>
+        <w:spacing w:after="0" w:line="0" w:lineRule="atLeast"/>
+        <w:outlineLvl w:val="2"/>
+        <w:rPr>
+          <w:rFonts w:ascii="Times New Roman" w:eastAsia="Times New Roman" w:hAnsi="Times New Roman" w:cs="Times New Roman"/>
+          <w:b/>
+          <w:bCs/>
+          <w:color w:val="000000" w:themeColor="text1"/>
+          <w:sz w:val="28"/>
+          <w:szCs w:val="28"/>
+          <w:lang w:eastAsia="ru-RU"/>
+        </w:rPr>
+      </w:pPr>
+      <w:r>
+        <w:rPr>
+          <w:rFonts w:ascii="Times New Roman" w:eastAsia="Times New Roman" w:hAnsi="Times New Roman" w:cs="Times New Roman"/>
+          <w:b/>
+          <w:bCs/>
+          <w:color w:val="000000" w:themeColor="text1"/>
+          <w:sz w:val="28"/>
+          <w:szCs w:val="28"/>
+          <w:lang w:eastAsia="ru-RU"/>
+        </w:rPr>
+        <w:lastRenderedPageBreak/>
+        <w:t>Минимизация:</w:t>
+      </w:r>
+    </w:p>
+    <w:p>
+      <w:pPr>
+        <w:pStyle w:val="a3"/>
+        <w:numPr>
+          <w:ilvl w:val="0"/>
+          <w:numId w:val="8"/>
+        </w:numPr>
+        <w:spacing w:after="0" w:line="0" w:lineRule="atLeast"/>
+        <w:outlineLvl w:val="2"/>
+        <w:rPr>
+          <w:rFonts w:ascii="Times New Roman" w:eastAsia="Times New Roman" w:hAnsi="Times New Roman" w:cs="Times New Roman"/>
+          <w:bCs/>
+          <w:color w:val="000000" w:themeColor="text1"/>
+          <w:sz w:val="28"/>
+          <w:szCs w:val="28"/>
+          <w:lang w:eastAsia="ru-RU"/>
+        </w:rPr>
+      </w:pPr>
+      <w:r>
+        <w:rPr>
+          <w:rFonts w:ascii="Times New Roman" w:eastAsia="Times New Roman" w:hAnsi="Times New Roman" w:cs="Times New Roman"/>
+          <w:color w:val="000000" w:themeColor="text1"/>
+          <w:sz w:val="28"/>
+          <w:szCs w:val="28"/>
+          <w:lang w:eastAsia="ru-RU"/>
+        </w:rPr>
+        <w:t>Аутентификация и авторизация:</w:t>
+      </w:r>
+      <w:r>
+        <w:rPr>
+          <w:rFonts w:ascii="Times New Roman" w:eastAsia="Times New Roman" w:hAnsi="Times New Roman" w:cs="Times New Roman"/>
+          <w:bCs/>
+          <w:color w:val="000000" w:themeColor="text1"/>
+          <w:sz w:val="28"/>
+          <w:szCs w:val="28"/>
+          <w:lang w:eastAsia="ru-RU"/>
+        </w:rPr>
+        <w:t xml:space="preserve"> использовать базовую аутентификацию, </w:t>
+      </w:r>
+      <w:proofErr w:type="spellStart"/>
+      <w:r>
+        <w:rPr>
+          <w:rFonts w:ascii="Times New Roman" w:eastAsia="Times New Roman" w:hAnsi="Times New Roman" w:cs="Times New Roman"/>
+          <w:bCs/>
+          <w:color w:val="000000" w:themeColor="text1"/>
+          <w:sz w:val="28"/>
+          <w:szCs w:val="28"/>
+          <w:lang w:eastAsia="ru-RU"/>
+        </w:rPr>
+        <w:t>OAuth</w:t>
+      </w:r>
+      <w:proofErr w:type="spellEnd"/>
+      <w:r>
+        <w:rPr>
+          <w:rFonts w:ascii="Times New Roman" w:eastAsia="Times New Roman" w:hAnsi="Times New Roman" w:cs="Times New Roman"/>
+          <w:bCs/>
+          <w:color w:val="000000" w:themeColor="text1"/>
+          <w:sz w:val="28"/>
+          <w:szCs w:val="28"/>
+          <w:lang w:eastAsia="ru-RU"/>
+        </w:rPr>
+        <w:t xml:space="preserve">, API-ключи или </w:t>
+      </w:r>
+      <w:proofErr w:type="spellStart"/>
+      <w:r>
+        <w:rPr>
+          <w:rFonts w:ascii="Times New Roman" w:eastAsia="Times New Roman" w:hAnsi="Times New Roman" w:cs="Times New Roman"/>
+          <w:bCs/>
+          <w:color w:val="000000" w:themeColor="text1"/>
+          <w:sz w:val="28"/>
+          <w:szCs w:val="28"/>
+          <w:lang w:eastAsia="ru-RU"/>
+        </w:rPr>
+        <w:t>токены</w:t>
+      </w:r>
+      <w:proofErr w:type="spellEnd"/>
+      <w:r>
+        <w:rPr>
+          <w:rFonts w:ascii="Times New Roman" w:eastAsia="Times New Roman" w:hAnsi="Times New Roman" w:cs="Times New Roman"/>
+          <w:bCs/>
+          <w:color w:val="000000" w:themeColor="text1"/>
+          <w:sz w:val="28"/>
+          <w:szCs w:val="28"/>
+          <w:lang w:eastAsia="ru-RU"/>
+        </w:rPr>
+        <w:t>.</w:t>
+      </w:r>
+    </w:p>
+    <w:p>
+      <w:pPr>
+        <w:pStyle w:val="a3"/>
+        <w:numPr>
+          <w:ilvl w:val="0"/>
+          <w:numId w:val="8"/>
+        </w:numPr>
+        <w:spacing w:after="0" w:line="0" w:lineRule="atLeast"/>
+        <w:outlineLvl w:val="2"/>
+        <w:rPr>
+          <w:rFonts w:ascii="Times New Roman" w:eastAsia="Times New Roman" w:hAnsi="Times New Roman" w:cs="Times New Roman"/>
+          <w:bCs/>
+          <w:color w:val="000000" w:themeColor="text1"/>
+          <w:sz w:val="28"/>
+          <w:szCs w:val="28"/>
+          <w:lang w:eastAsia="ru-RU"/>
+        </w:rPr>
+      </w:pPr>
+      <w:r>
+        <w:rPr>
+          <w:rFonts w:ascii="Times New Roman" w:eastAsia="Times New Roman" w:hAnsi="Times New Roman" w:cs="Times New Roman"/>
+          <w:color w:val="000000" w:themeColor="text1"/>
+          <w:sz w:val="28"/>
+          <w:szCs w:val="28"/>
+          <w:lang w:eastAsia="ru-RU"/>
+        </w:rPr>
+        <w:t>Шифрование:</w:t>
+      </w:r>
+      <w:r>
+        <w:rPr>
+          <w:rFonts w:ascii="Times New Roman" w:eastAsia="Times New Roman" w:hAnsi="Times New Roman" w:cs="Times New Roman"/>
+          <w:bCs/>
+          <w:color w:val="000000" w:themeColor="text1"/>
+          <w:sz w:val="28"/>
+          <w:szCs w:val="28"/>
+          <w:lang w:eastAsia="ru-RU"/>
+        </w:rPr>
+        <w:t> подключение по HTTPS — защищает содержимое запросов от перехвата.</w:t>
+      </w:r>
+    </w:p>
+    <w:p>
+      <w:pPr>
+        <w:pStyle w:val="a3"/>
+        <w:numPr>
+          <w:ilvl w:val="0"/>
+          <w:numId w:val="8"/>
+        </w:numPr>
+        <w:spacing w:after="0" w:line="0" w:lineRule="atLeast"/>
+        <w:outlineLvl w:val="2"/>
+        <w:rPr>
+          <w:rFonts w:ascii="Times New Roman" w:eastAsia="Times New Roman" w:hAnsi="Times New Roman" w:cs="Times New Roman"/>
+          <w:bCs/>
+          <w:color w:val="000000" w:themeColor="text1"/>
+          <w:sz w:val="28"/>
+          <w:szCs w:val="28"/>
+          <w:lang w:eastAsia="ru-RU"/>
+        </w:rPr>
+      </w:pPr>
+      <w:r>
+        <w:rPr>
+          <w:rFonts w:ascii="Times New Roman" w:eastAsia="Times New Roman" w:hAnsi="Times New Roman" w:cs="Times New Roman"/>
+          <w:color w:val="000000" w:themeColor="text1"/>
+          <w:sz w:val="28"/>
+          <w:szCs w:val="28"/>
+          <w:lang w:eastAsia="ru-RU"/>
+        </w:rPr>
+        <w:t>Типы ограничений:</w:t>
+      </w:r>
+      <w:r>
+        <w:rPr>
+          <w:rFonts w:ascii="Times New Roman" w:eastAsia="Times New Roman" w:hAnsi="Times New Roman" w:cs="Times New Roman"/>
+          <w:bCs/>
+          <w:color w:val="000000" w:themeColor="text1"/>
+          <w:sz w:val="28"/>
+          <w:szCs w:val="28"/>
+          <w:lang w:eastAsia="ru-RU"/>
+        </w:rPr>
+        <w:t xml:space="preserve"> настроить </w:t>
+      </w:r>
+      <w:proofErr w:type="spellStart"/>
+      <w:r>
+        <w:rPr>
+          <w:rFonts w:ascii="Times New Roman" w:eastAsia="Times New Roman" w:hAnsi="Times New Roman" w:cs="Times New Roman"/>
+          <w:bCs/>
+          <w:color w:val="000000" w:themeColor="text1"/>
+          <w:sz w:val="28"/>
+          <w:szCs w:val="28"/>
+          <w:lang w:eastAsia="ru-RU"/>
+        </w:rPr>
+        <w:t>firewall</w:t>
+      </w:r>
+      <w:proofErr w:type="spellEnd"/>
+      <w:r>
+        <w:rPr>
+          <w:rFonts w:ascii="Times New Roman" w:eastAsia="Times New Roman" w:hAnsi="Times New Roman" w:cs="Times New Roman"/>
+          <w:bCs/>
+          <w:color w:val="000000" w:themeColor="text1"/>
+          <w:sz w:val="28"/>
+          <w:szCs w:val="28"/>
+          <w:lang w:eastAsia="ru-RU"/>
+        </w:rPr>
+        <w:t xml:space="preserve"> или сетевые правила так, чтобы API был доступен только из доверенной сети (например, только изнутри LAN).</w:t>
+      </w:r>
+    </w:p>
+    <w:p>
+      <w:pPr>
+        <w:pStyle w:val="a3"/>
+        <w:numPr>
+          <w:ilvl w:val="0"/>
+          <w:numId w:val="8"/>
+        </w:numPr>
+        <w:spacing w:after="0" w:line="0" w:lineRule="atLeast"/>
+        <w:outlineLvl w:val="2"/>
+        <w:rPr>
+          <w:rFonts w:ascii="Times New Roman" w:eastAsia="Times New Roman" w:hAnsi="Times New Roman" w:cs="Times New Roman"/>
+          <w:bCs/>
+          <w:color w:val="000000" w:themeColor="text1"/>
+          <w:sz w:val="28"/>
+          <w:szCs w:val="28"/>
+          <w:lang w:eastAsia="ru-RU"/>
+        </w:rPr>
+      </w:pPr>
+      <w:r>
+        <w:rPr>
+          <w:rFonts w:ascii="Times New Roman" w:eastAsia="Times New Roman" w:hAnsi="Times New Roman" w:cs="Times New Roman"/>
+          <w:color w:val="000000" w:themeColor="text1"/>
+          <w:sz w:val="28"/>
+          <w:szCs w:val="28"/>
+          <w:lang w:eastAsia="ru-RU"/>
+        </w:rPr>
+        <w:t>Обновление ПО:</w:t>
+      </w:r>
+      <w:r>
+        <w:rPr>
+          <w:rFonts w:ascii="Times New Roman" w:eastAsia="Times New Roman" w:hAnsi="Times New Roman" w:cs="Times New Roman"/>
+          <w:bCs/>
+          <w:color w:val="000000" w:themeColor="text1"/>
+          <w:sz w:val="28"/>
+          <w:szCs w:val="28"/>
+          <w:lang w:eastAsia="ru-RU"/>
+        </w:rPr>
+        <w:t xml:space="preserve"> своевременно обновлять библиотеки и серверное </w:t>
+      </w:r>
+      <w:proofErr w:type="gramStart"/>
+      <w:r>
+        <w:rPr>
+          <w:rFonts w:ascii="Times New Roman" w:eastAsia="Times New Roman" w:hAnsi="Times New Roman" w:cs="Times New Roman"/>
+          <w:bCs/>
+          <w:color w:val="000000" w:themeColor="text1"/>
+          <w:sz w:val="28"/>
+          <w:szCs w:val="28"/>
+          <w:lang w:eastAsia="ru-RU"/>
+        </w:rPr>
+        <w:t>ПО</w:t>
+      </w:r>
+      <w:proofErr w:type="gramEnd"/>
+      <w:r>
+        <w:rPr>
+          <w:rFonts w:ascii="Times New Roman" w:eastAsia="Times New Roman" w:hAnsi="Times New Roman" w:cs="Times New Roman"/>
+          <w:bCs/>
+          <w:color w:val="000000" w:themeColor="text1"/>
+          <w:sz w:val="28"/>
+          <w:szCs w:val="28"/>
+          <w:lang w:eastAsia="ru-RU"/>
+        </w:rPr>
+        <w:t>.</w:t>
+      </w:r>
+    </w:p>
+    <w:p>
+      <w:pPr>
+        <w:pStyle w:val="a3"/>
+        <w:numPr>
+          <w:ilvl w:val="0"/>
+          <w:numId w:val="8"/>
+        </w:numPr>
+        <w:spacing w:after="0" w:line="0" w:lineRule="atLeast"/>
+        <w:outlineLvl w:val="2"/>
+        <w:rPr>
+          <w:rFonts w:ascii="Times New Roman" w:eastAsia="Times New Roman" w:hAnsi="Times New Roman" w:cs="Times New Roman"/>
+          <w:bCs/>
+          <w:color w:val="000000" w:themeColor="text1"/>
+          <w:sz w:val="28"/>
+          <w:szCs w:val="28"/>
+          <w:lang w:eastAsia="ru-RU"/>
+        </w:rPr>
+      </w:pPr>
+      <w:r>
+        <w:rPr>
+          <w:rFonts w:ascii="Times New Roman" w:eastAsia="Times New Roman" w:hAnsi="Times New Roman" w:cs="Times New Roman"/>
+          <w:color w:val="000000" w:themeColor="text1"/>
+          <w:sz w:val="28"/>
+          <w:szCs w:val="28"/>
+          <w:lang w:eastAsia="ru-RU"/>
+        </w:rPr>
+        <w:t xml:space="preserve">Аудит и </w:t>
+      </w:r>
+      <w:proofErr w:type="spellStart"/>
+      <w:r>
+        <w:rPr>
+          <w:rFonts w:ascii="Times New Roman" w:eastAsia="Times New Roman" w:hAnsi="Times New Roman" w:cs="Times New Roman"/>
+          <w:color w:val="000000" w:themeColor="text1"/>
+          <w:sz w:val="28"/>
+          <w:szCs w:val="28"/>
+          <w:lang w:eastAsia="ru-RU"/>
+        </w:rPr>
+        <w:t>логирование</w:t>
+      </w:r>
+      <w:proofErr w:type="spellEnd"/>
+      <w:r>
+        <w:rPr>
+          <w:rFonts w:ascii="Times New Roman" w:eastAsia="Times New Roman" w:hAnsi="Times New Roman" w:cs="Times New Roman"/>
+          <w:color w:val="000000" w:themeColor="text1"/>
+          <w:sz w:val="28"/>
+          <w:szCs w:val="28"/>
+          <w:lang w:eastAsia="ru-RU"/>
+        </w:rPr>
+        <w:t>:</w:t>
+      </w:r>
+      <w:r>
+        <w:rPr>
+          <w:rFonts w:ascii="Times New Roman" w:eastAsia="Times New Roman" w:hAnsi="Times New Roman" w:cs="Times New Roman"/>
+          <w:bCs/>
+          <w:color w:val="000000" w:themeColor="text1"/>
+          <w:sz w:val="28"/>
+          <w:szCs w:val="28"/>
+          <w:lang w:eastAsia="ru-RU"/>
+        </w:rPr>
+        <w:t> вести лог всех запросов для отслеживания возможных злоупотреблений.</w:t>
+      </w:r>
+    </w:p>
+    <w:p>
+      <w:pPr>
+        <w:pStyle w:val="a3"/>
+        <w:numPr>
+          <w:ilvl w:val="0"/>
+          <w:numId w:val="8"/>
+        </w:numPr>
+        <w:spacing w:after="0" w:line="0" w:lineRule="atLeast"/>
+        <w:outlineLvl w:val="2"/>
+        <w:rPr>
+          <w:rFonts w:ascii="Times New Roman" w:eastAsia="Times New Roman" w:hAnsi="Times New Roman" w:cs="Times New Roman"/>
+          <w:bCs/>
+          <w:color w:val="000000" w:themeColor="text1"/>
+          <w:sz w:val="28"/>
+          <w:szCs w:val="28"/>
+          <w:lang w:eastAsia="ru-RU"/>
+        </w:rPr>
+      </w:pPr>
+      <w:r>
+        <w:rPr>
+          <w:rFonts w:ascii="Times New Roman" w:eastAsia="Times New Roman" w:hAnsi="Times New Roman" w:cs="Times New Roman"/>
+          <w:color w:val="000000" w:themeColor="text1"/>
+          <w:sz w:val="28"/>
+          <w:szCs w:val="28"/>
+          <w:lang w:eastAsia="ru-RU"/>
+        </w:rPr>
+        <w:t>Обнаружение и блокировка угроз:</w:t>
+      </w:r>
+      <w:r>
+        <w:rPr>
+          <w:rFonts w:ascii="Times New Roman" w:eastAsia="Times New Roman" w:hAnsi="Times New Roman" w:cs="Times New Roman"/>
+          <w:bCs/>
+          <w:color w:val="000000" w:themeColor="text1"/>
+          <w:sz w:val="28"/>
+          <w:szCs w:val="28"/>
+          <w:lang w:eastAsia="ru-RU"/>
+        </w:rPr>
+        <w:t> использовать систему обнаружения вторжений.</w:t>
+      </w:r>
+    </w:p>
+    <w:p>
+      <w:pPr>
+        <w:spacing w:after="0" w:line="0" w:lineRule="atLeast"/>
+        <w:outlineLvl w:val="2"/>
+        <w:rPr>
+          <w:rFonts w:ascii="Times New Roman" w:eastAsia="Times New Roman" w:hAnsi="Times New Roman" w:cs="Times New Roman"/>
+          <w:b/>
+          <w:bCs/>
+          <w:color w:val="000000" w:themeColor="text1"/>
+          <w:sz w:val="28"/>
+          <w:szCs w:val="28"/>
+          <w:lang w:eastAsia="ru-RU"/>
+        </w:rPr>
+      </w:pPr>
+      <w:r>
+        <w:rPr>
+          <w:rFonts w:ascii="Times New Roman" w:eastAsia="Times New Roman" w:hAnsi="Times New Roman" w:cs="Times New Roman"/>
+          <w:b/>
+          <w:bCs/>
+          <w:color w:val="000000" w:themeColor="text1"/>
+          <w:sz w:val="28"/>
+          <w:szCs w:val="28"/>
+          <w:lang w:eastAsia="ru-RU"/>
+        </w:rPr>
+        <w:t>2. Как ограничить частоту запросов (</w:t>
+      </w:r>
+      <w:proofErr w:type="spellStart"/>
+      <w:r>
+        <w:rPr>
+          <w:rFonts w:ascii="Times New Roman" w:eastAsia="Times New Roman" w:hAnsi="Times New Roman" w:cs="Times New Roman"/>
+          <w:b/>
+          <w:bCs/>
+          <w:color w:val="000000" w:themeColor="text1"/>
+          <w:sz w:val="28"/>
+          <w:szCs w:val="28"/>
+          <w:lang w:eastAsia="ru-RU"/>
+        </w:rPr>
+        <w:t>rate</w:t>
+      </w:r>
+      <w:proofErr w:type="spellEnd"/>
+      <w:r>
+        <w:rPr>
+          <w:rFonts w:ascii="Times New Roman" w:eastAsia="Times New Roman" w:hAnsi="Times New Roman" w:cs="Times New Roman"/>
+          <w:b/>
+          <w:bCs/>
+          <w:color w:val="000000" w:themeColor="text1"/>
+          <w:sz w:val="28"/>
+          <w:szCs w:val="28"/>
+          <w:lang w:eastAsia="ru-RU"/>
+        </w:rPr>
+        <w:t xml:space="preserve"> </w:t>
+      </w:r>
+      <w:proofErr w:type="spellStart"/>
+      <w:r>
+        <w:rPr>
+          <w:rFonts w:ascii="Times New Roman" w:eastAsia="Times New Roman" w:hAnsi="Times New Roman" w:cs="Times New Roman"/>
+          <w:b/>
+          <w:bCs/>
+          <w:color w:val="000000" w:themeColor="text1"/>
+          <w:sz w:val="28"/>
+          <w:szCs w:val="28"/>
+          <w:lang w:eastAsia="ru-RU"/>
+        </w:rPr>
+        <w:t>limiting</w:t>
+      </w:r>
+      <w:proofErr w:type="spellEnd"/>
+      <w:r>
+        <w:rPr>
+          <w:rFonts w:ascii="Times New Roman" w:eastAsia="Times New Roman" w:hAnsi="Times New Roman" w:cs="Times New Roman"/>
+          <w:b/>
+          <w:bCs/>
+          <w:color w:val="000000" w:themeColor="text1"/>
+          <w:sz w:val="28"/>
+          <w:szCs w:val="28"/>
+          <w:lang w:eastAsia="ru-RU"/>
+        </w:rPr>
+        <w:t>)?</w:t>
+      </w:r>
+    </w:p>
+    <w:p>
+      <w:pPr>
+        <w:spacing w:after="0" w:line="0" w:lineRule="atLeast"/>
+        <w:outlineLvl w:val="2"/>
+        <w:rPr>
+          <w:rFonts w:ascii="Times New Roman" w:eastAsia="Times New Roman" w:hAnsi="Times New Roman" w:cs="Times New Roman"/>
+          <w:b/>
+          <w:bCs/>
+          <w:color w:val="000000" w:themeColor="text1"/>
+          <w:sz w:val="28"/>
+          <w:szCs w:val="28"/>
+          <w:lang w:eastAsia="ru-RU"/>
+        </w:rPr>
+      </w:pPr>
+      <w:r>
+        <w:rPr>
+          <w:rFonts w:ascii="Times New Roman" w:eastAsia="Times New Roman" w:hAnsi="Times New Roman" w:cs="Times New Roman"/>
+          <w:b/>
+          <w:bCs/>
+          <w:color w:val="000000" w:themeColor="text1"/>
+          <w:sz w:val="28"/>
+          <w:szCs w:val="28"/>
+          <w:lang w:eastAsia="ru-RU"/>
+        </w:rPr>
+        <w:t>Способы:</w:t>
+      </w:r>
+    </w:p>
+    <w:p>
+      <w:pPr>
+        <w:pStyle w:val="a3"/>
+        <w:numPr>
+          <w:ilvl w:val="0"/>
+          <w:numId w:val="9"/>
+        </w:numPr>
+        <w:spacing w:after="0" w:line="0" w:lineRule="atLeast"/>
+        <w:outlineLvl w:val="2"/>
+        <w:rPr>
+          <w:rFonts w:ascii="Times New Roman" w:eastAsia="Times New Roman" w:hAnsi="Times New Roman" w:cs="Times New Roman"/>
+          <w:bCs/>
+          <w:color w:val="000000" w:themeColor="text1"/>
+          <w:sz w:val="28"/>
+          <w:szCs w:val="28"/>
+          <w:lang w:eastAsia="ru-RU"/>
+        </w:rPr>
+      </w:pPr>
+      <w:r>
+        <w:rPr>
+          <w:rFonts w:ascii="Times New Roman" w:eastAsia="Times New Roman" w:hAnsi="Times New Roman" w:cs="Times New Roman"/>
+          <w:color w:val="000000" w:themeColor="text1"/>
+          <w:sz w:val="28"/>
+          <w:szCs w:val="28"/>
+          <w:lang w:eastAsia="ru-RU"/>
+        </w:rPr>
+        <w:t>На уровне API с помощью библиотеки:</w:t>
+      </w:r>
+      <w:r>
+        <w:rPr>
+          <w:rFonts w:ascii="Times New Roman" w:eastAsia="Times New Roman" w:hAnsi="Times New Roman" w:cs="Times New Roman"/>
+          <w:bCs/>
+          <w:color w:val="000000" w:themeColor="text1"/>
+          <w:sz w:val="28"/>
+          <w:szCs w:val="28"/>
+          <w:lang w:eastAsia="ru-RU"/>
+        </w:rPr>
+        <w:t> например, </w:t>
+      </w:r>
+      <w:proofErr w:type="spellStart"/>
+      <w:r>
+        <w:rPr>
+          <w:rFonts w:ascii="Times New Roman" w:eastAsia="Times New Roman" w:hAnsi="Times New Roman" w:cs="Times New Roman"/>
+          <w:bCs/>
+          <w:color w:val="000000" w:themeColor="text1"/>
+          <w:sz w:val="28"/>
+          <w:szCs w:val="28"/>
+          <w:lang w:eastAsia="ru-RU"/>
+        </w:rPr>
+        <w:t>fastapi-limiter</w:t>
+      </w:r>
+      <w:proofErr w:type="spellEnd"/>
+      <w:r>
+        <w:rPr>
+          <w:rFonts w:ascii="Times New Roman" w:eastAsia="Times New Roman" w:hAnsi="Times New Roman" w:cs="Times New Roman"/>
+          <w:bCs/>
+          <w:color w:val="000000" w:themeColor="text1"/>
+          <w:sz w:val="28"/>
+          <w:szCs w:val="28"/>
+          <w:lang w:eastAsia="ru-RU"/>
+        </w:rPr>
+        <w:t xml:space="preserve"> для </w:t>
+      </w:r>
+      <w:proofErr w:type="spellStart"/>
+      <w:r>
+        <w:rPr>
+          <w:rFonts w:ascii="Times New Roman" w:eastAsia="Times New Roman" w:hAnsi="Times New Roman" w:cs="Times New Roman"/>
+          <w:bCs/>
+          <w:color w:val="000000" w:themeColor="text1"/>
+          <w:sz w:val="28"/>
+          <w:szCs w:val="28"/>
+          <w:lang w:eastAsia="ru-RU"/>
+        </w:rPr>
+        <w:t>FastAPI</w:t>
+      </w:r>
+      <w:proofErr w:type="spellEnd"/>
+      <w:r>
+        <w:rPr>
+          <w:rFonts w:ascii="Times New Roman" w:eastAsia="Times New Roman" w:hAnsi="Times New Roman" w:cs="Times New Roman"/>
+          <w:bCs/>
+          <w:color w:val="000000" w:themeColor="text1"/>
+          <w:sz w:val="28"/>
+          <w:szCs w:val="28"/>
+          <w:lang w:eastAsia="ru-RU"/>
+        </w:rPr>
+        <w:t>.</w:t>
+      </w:r>
+    </w:p>
+    <w:p>
+      <w:pPr>
+        <w:pStyle w:val="a3"/>
+        <w:numPr>
+          <w:ilvl w:val="0"/>
+          <w:numId w:val="9"/>
+        </w:numPr>
+        <w:spacing w:after="0" w:line="0" w:lineRule="atLeast"/>
+        <w:outlineLvl w:val="2"/>
+        <w:rPr>
+          <w:rFonts w:ascii="Times New Roman" w:eastAsia="Times New Roman" w:hAnsi="Times New Roman" w:cs="Times New Roman"/>
+          <w:bCs/>
+          <w:color w:val="000000" w:themeColor="text1"/>
+          <w:sz w:val="28"/>
+          <w:szCs w:val="28"/>
+          <w:lang w:eastAsia="ru-RU"/>
+        </w:rPr>
+      </w:pPr>
+      <w:r>
+        <w:rPr>
+          <w:rFonts w:ascii="Times New Roman" w:eastAsia="Times New Roman" w:hAnsi="Times New Roman" w:cs="Times New Roman"/>
+          <w:color w:val="000000" w:themeColor="text1"/>
+          <w:sz w:val="28"/>
+          <w:szCs w:val="28"/>
+          <w:lang w:eastAsia="ru-RU"/>
+        </w:rPr>
+        <w:t xml:space="preserve">Через </w:t>
+      </w:r>
+      <w:proofErr w:type="spellStart"/>
+      <w:r>
+        <w:rPr>
+          <w:rFonts w:ascii="Times New Roman" w:eastAsia="Times New Roman" w:hAnsi="Times New Roman" w:cs="Times New Roman"/>
+          <w:color w:val="000000" w:themeColor="text1"/>
+          <w:sz w:val="28"/>
+          <w:szCs w:val="28"/>
+          <w:lang w:eastAsia="ru-RU"/>
+        </w:rPr>
+        <w:t>прокси</w:t>
+      </w:r>
+      <w:proofErr w:type="spellEnd"/>
+      <w:r>
+        <w:rPr>
+          <w:rFonts w:ascii="Times New Roman" w:eastAsia="Times New Roman" w:hAnsi="Times New Roman" w:cs="Times New Roman"/>
+          <w:color w:val="000000" w:themeColor="text1"/>
+          <w:sz w:val="28"/>
+          <w:szCs w:val="28"/>
+          <w:lang w:eastAsia="ru-RU"/>
+        </w:rPr>
+        <w:t xml:space="preserve"> или </w:t>
+      </w:r>
+      <w:proofErr w:type="spellStart"/>
+      <w:r>
+        <w:rPr>
+          <w:rFonts w:ascii="Times New Roman" w:eastAsia="Times New Roman" w:hAnsi="Times New Roman" w:cs="Times New Roman"/>
+          <w:color w:val="000000" w:themeColor="text1"/>
+          <w:sz w:val="28"/>
+          <w:szCs w:val="28"/>
+          <w:lang w:eastAsia="ru-RU"/>
+        </w:rPr>
+        <w:t>балансировщик</w:t>
+      </w:r>
+      <w:proofErr w:type="spellEnd"/>
+      <w:r>
+        <w:rPr>
+          <w:rFonts w:ascii="Times New Roman" w:eastAsia="Times New Roman" w:hAnsi="Times New Roman" w:cs="Times New Roman"/>
+          <w:color w:val="000000" w:themeColor="text1"/>
+          <w:sz w:val="28"/>
+          <w:szCs w:val="28"/>
+          <w:lang w:eastAsia="ru-RU"/>
+        </w:rPr>
+        <w:t xml:space="preserve"> трафика:</w:t>
+      </w:r>
+      <w:r>
+        <w:rPr>
+          <w:rFonts w:ascii="Times New Roman" w:eastAsia="Times New Roman" w:hAnsi="Times New Roman" w:cs="Times New Roman"/>
+          <w:bCs/>
+          <w:color w:val="000000" w:themeColor="text1"/>
+          <w:sz w:val="28"/>
+          <w:szCs w:val="28"/>
+          <w:lang w:eastAsia="ru-RU"/>
+        </w:rPr>
+        <w:t> </w:t>
+      </w:r>
+      <w:proofErr w:type="spellStart"/>
+      <w:r>
+        <w:rPr>
+          <w:rFonts w:ascii="Times New Roman" w:eastAsia="Times New Roman" w:hAnsi="Times New Roman" w:cs="Times New Roman"/>
+          <w:bCs/>
+          <w:color w:val="000000" w:themeColor="text1"/>
+          <w:sz w:val="28"/>
+          <w:szCs w:val="28"/>
+          <w:lang w:eastAsia="ru-RU"/>
+        </w:rPr>
+        <w:t>Nginx</w:t>
+      </w:r>
+      <w:proofErr w:type="spellEnd"/>
+      <w:r>
+        <w:rPr>
+          <w:rFonts w:ascii="Times New Roman" w:eastAsia="Times New Roman" w:hAnsi="Times New Roman" w:cs="Times New Roman"/>
+          <w:bCs/>
+          <w:color w:val="000000" w:themeColor="text1"/>
+          <w:sz w:val="28"/>
+          <w:szCs w:val="28"/>
+          <w:lang w:eastAsia="ru-RU"/>
+        </w:rPr>
+        <w:t xml:space="preserve">, </w:t>
+      </w:r>
+      <w:proofErr w:type="spellStart"/>
+      <w:r>
+        <w:rPr>
+          <w:rFonts w:ascii="Times New Roman" w:eastAsia="Times New Roman" w:hAnsi="Times New Roman" w:cs="Times New Roman"/>
+          <w:bCs/>
+          <w:color w:val="000000" w:themeColor="text1"/>
+          <w:sz w:val="28"/>
+          <w:szCs w:val="28"/>
+          <w:lang w:eastAsia="ru-RU"/>
+        </w:rPr>
+        <w:t>Traefik</w:t>
+      </w:r>
+      <w:proofErr w:type="spellEnd"/>
+      <w:r>
+        <w:rPr>
+          <w:rFonts w:ascii="Times New Roman" w:eastAsia="Times New Roman" w:hAnsi="Times New Roman" w:cs="Times New Roman"/>
+          <w:bCs/>
+          <w:color w:val="000000" w:themeColor="text1"/>
+          <w:sz w:val="28"/>
+          <w:szCs w:val="28"/>
+          <w:lang w:eastAsia="ru-RU"/>
+        </w:rPr>
+        <w:t>, которые могут ограничивать запросы по IP.</w:t>
+      </w:r>
+    </w:p>
+    <w:p>
+      <w:pPr>
+        <w:pStyle w:val="a3"/>
+        <w:numPr>
+          <w:ilvl w:val="0"/>
+          <w:numId w:val="9"/>
+        </w:numPr>
+        <w:spacing w:after="0" w:line="0" w:lineRule="atLeast"/>
+        <w:outlineLvl w:val="2"/>
+        <w:rPr>
+          <w:rFonts w:ascii="Times New Roman" w:eastAsia="Times New Roman" w:hAnsi="Times New Roman" w:cs="Times New Roman"/>
+          <w:bCs/>
+          <w:color w:val="000000" w:themeColor="text1"/>
+          <w:sz w:val="28"/>
+          <w:szCs w:val="28"/>
+          <w:lang w:eastAsia="ru-RU"/>
+        </w:rPr>
+      </w:pPr>
+      <w:r>
+        <w:rPr>
+          <w:rFonts w:ascii="Times New Roman" w:eastAsia="Times New Roman" w:hAnsi="Times New Roman" w:cs="Times New Roman"/>
+          <w:color w:val="000000" w:themeColor="text1"/>
+          <w:sz w:val="28"/>
+          <w:szCs w:val="28"/>
+          <w:lang w:eastAsia="ru-RU"/>
+        </w:rPr>
+        <w:t>Самостоятельно в коде:</w:t>
+      </w:r>
+      <w:r>
+        <w:rPr>
+          <w:rFonts w:ascii="Times New Roman" w:eastAsia="Times New Roman" w:hAnsi="Times New Roman" w:cs="Times New Roman"/>
+          <w:bCs/>
+          <w:color w:val="000000" w:themeColor="text1"/>
+          <w:sz w:val="28"/>
+          <w:szCs w:val="28"/>
+          <w:lang w:eastAsia="ru-RU"/>
+        </w:rPr>
+        <w:t> хранить в памяти счетчики для каждого клиента/IP, сбрасывать их с интервалом.</w:t>
+      </w:r>
+    </w:p>
+    <w:p>
+      <w:pPr>
+        <w:spacing w:after="0" w:line="0" w:lineRule="atLeast"/>
+        <w:outlineLvl w:val="2"/>
+        <w:rPr>
+          <w:rFonts w:ascii="Times New Roman" w:eastAsia="Times New Roman" w:hAnsi="Times New Roman" w:cs="Times New Roman"/>
+          <w:b/>
+          <w:bCs/>
+          <w:color w:val="000000" w:themeColor="text1"/>
+          <w:sz w:val="28"/>
+          <w:szCs w:val="28"/>
+          <w:lang w:eastAsia="ru-RU"/>
         </w:rPr>
       </w:pPr>
     </w:p>
@@ -609,13 +1679,251 @@
 <file path=word/numbering.xml><?xml version="1.0" encoding="utf-8"?>
 <w:numbering xmlns:ve="http://schemas.openxmlformats.org/markup-compatibility/2006" xmlns:o="urn:schemas-microsoft-com:office:office" xmlns:r="http://schemas.openxmlformats.org/officeDocument/2006/relationships" xmlns:m="http://schemas.openxmlformats.org/officeDocument/2006/math" xmlns:v="urn:schemas-microsoft-com:vml" xmlns:wp="http://schemas.openxmlformats.org/drawingml/2006/wordprocessingDrawing" xmlns:w10="urn:schemas-microsoft-com:office:word" xmlns:w="http://schemas.openxmlformats.org/wordprocessingml/2006/main" xmlns:wne="http://schemas.microsoft.com/office/word/2006/wordml">
   <w:abstractNum w:abstractNumId="0">
+    <w:nsid w:val="234A131F"/>
+    <w:multiLevelType w:val="multilevel"/>
+    <w:tmpl w:val="7880301C"/>
+    <w:lvl w:ilvl="0">
+      <w:start w:val="1"/>
+      <w:numFmt w:val="bullet"/>
+      <w:lvlText w:val=""/>
+      <w:lvlJc w:val="left"/>
+      <w:pPr>
+        <w:tabs>
+          <w:tab w:val="num" w:pos="720"/>
+        </w:tabs>
+        <w:ind w:left="720" w:hanging="360"/>
+      </w:pPr>
+      <w:rPr>
+        <w:rFonts w:ascii="Symbol" w:hAnsi="Symbol" w:hint="default"/>
+        <w:sz w:val="20"/>
+      </w:rPr>
+    </w:lvl>
+    <w:lvl w:ilvl="1" w:tentative="1">
+      <w:start w:val="1"/>
+      <w:numFmt w:val="bullet"/>
+      <w:lvlText w:val=""/>
+      <w:lvlJc w:val="left"/>
+      <w:pPr>
+        <w:tabs>
+          <w:tab w:val="num" w:pos="1440"/>
+        </w:tabs>
+        <w:ind w:left="1440" w:hanging="360"/>
+      </w:pPr>
+      <w:rPr>
+        <w:rFonts w:ascii="Symbol" w:hAnsi="Symbol" w:hint="default"/>
+        <w:sz w:val="20"/>
+      </w:rPr>
+    </w:lvl>
+    <w:lvl w:ilvl="2" w:tentative="1">
+      <w:start w:val="1"/>
+      <w:numFmt w:val="bullet"/>
+      <w:lvlText w:val=""/>
+      <w:lvlJc w:val="left"/>
+      <w:pPr>
+        <w:tabs>
+          <w:tab w:val="num" w:pos="2160"/>
+        </w:tabs>
+        <w:ind w:left="2160" w:hanging="360"/>
+      </w:pPr>
+      <w:rPr>
+        <w:rFonts w:ascii="Symbol" w:hAnsi="Symbol" w:hint="default"/>
+        <w:sz w:val="20"/>
+      </w:rPr>
+    </w:lvl>
+    <w:lvl w:ilvl="3" w:tentative="1">
+      <w:start w:val="1"/>
+      <w:numFmt w:val="bullet"/>
+      <w:lvlText w:val=""/>
+      <w:lvlJc w:val="left"/>
+      <w:pPr>
+        <w:tabs>
+          <w:tab w:val="num" w:pos="2880"/>
+        </w:tabs>
+        <w:ind w:left="2880" w:hanging="360"/>
+      </w:pPr>
+      <w:rPr>
+        <w:rFonts w:ascii="Symbol" w:hAnsi="Symbol" w:hint="default"/>
+        <w:sz w:val="20"/>
+      </w:rPr>
+    </w:lvl>
+    <w:lvl w:ilvl="4" w:tentative="1">
+      <w:start w:val="1"/>
+      <w:numFmt w:val="bullet"/>
+      <w:lvlText w:val=""/>
+      <w:lvlJc w:val="left"/>
+      <w:pPr>
+        <w:tabs>
+          <w:tab w:val="num" w:pos="3600"/>
+        </w:tabs>
+        <w:ind w:left="3600" w:hanging="360"/>
+      </w:pPr>
+      <w:rPr>
+        <w:rFonts w:ascii="Symbol" w:hAnsi="Symbol" w:hint="default"/>
+        <w:sz w:val="20"/>
+      </w:rPr>
+    </w:lvl>
+    <w:lvl w:ilvl="5" w:tentative="1">
+      <w:start w:val="1"/>
+      <w:numFmt w:val="bullet"/>
+      <w:lvlText w:val=""/>
+      <w:lvlJc w:val="left"/>
+      <w:pPr>
+        <w:tabs>
+          <w:tab w:val="num" w:pos="4320"/>
+        </w:tabs>
+        <w:ind w:left="4320" w:hanging="360"/>
+      </w:pPr>
+      <w:rPr>
+        <w:rFonts w:ascii="Symbol" w:hAnsi="Symbol" w:hint="default"/>
+        <w:sz w:val="20"/>
+      </w:rPr>
+    </w:lvl>
+    <w:lvl w:ilvl="6" w:tentative="1">
+      <w:start w:val="1"/>
+      <w:numFmt w:val="bullet"/>
+      <w:lvlText w:val=""/>
+      <w:lvlJc w:val="left"/>
+      <w:pPr>
+        <w:tabs>
+          <w:tab w:val="num" w:pos="5040"/>
+        </w:tabs>
+        <w:ind w:left="5040" w:hanging="360"/>
+      </w:pPr>
+      <w:rPr>
+        <w:rFonts w:ascii="Symbol" w:hAnsi="Symbol" w:hint="default"/>
+        <w:sz w:val="20"/>
+      </w:rPr>
+    </w:lvl>
+    <w:lvl w:ilvl="7" w:tentative="1">
+      <w:start w:val="1"/>
+      <w:numFmt w:val="bullet"/>
+      <w:lvlText w:val=""/>
+      <w:lvlJc w:val="left"/>
+      <w:pPr>
+        <w:tabs>
+          <w:tab w:val="num" w:pos="5760"/>
+        </w:tabs>
+        <w:ind w:left="5760" w:hanging="360"/>
+      </w:pPr>
+      <w:rPr>
+        <w:rFonts w:ascii="Symbol" w:hAnsi="Symbol" w:hint="default"/>
+        <w:sz w:val="20"/>
+      </w:rPr>
+    </w:lvl>
+    <w:lvl w:ilvl="8" w:tentative="1">
+      <w:start w:val="1"/>
+      <w:numFmt w:val="bullet"/>
+      <w:lvlText w:val=""/>
+      <w:lvlJc w:val="left"/>
+      <w:pPr>
+        <w:tabs>
+          <w:tab w:val="num" w:pos="6480"/>
+        </w:tabs>
+        <w:ind w:left="6480" w:hanging="360"/>
+      </w:pPr>
+      <w:rPr>
+        <w:rFonts w:ascii="Symbol" w:hAnsi="Symbol" w:hint="default"/>
+        <w:sz w:val="20"/>
+      </w:rPr>
+    </w:lvl>
+  </w:abstractNum>
+  <w:abstractNum w:abstractNumId="1">
+    <w:nsid w:val="27441E2E"/>
+    <w:multiLevelType w:val="hybridMultilevel"/>
+    <w:tmpl w:val="A398B128"/>
+    <w:lvl w:ilvl="0" w:tplc="ED2AF1C8">
+      <w:start w:val="1"/>
+      <w:numFmt w:val="decimal"/>
+      <w:lvlText w:val="%1."/>
+      <w:lvlJc w:val="left"/>
+      <w:pPr>
+        <w:ind w:left="720" w:hanging="360"/>
+      </w:pPr>
+      <w:rPr>
+        <w:b w:val="0"/>
+      </w:rPr>
+    </w:lvl>
+    <w:lvl w:ilvl="1" w:tplc="04190019" w:tentative="1">
+      <w:start w:val="1"/>
+      <w:numFmt w:val="lowerLetter"/>
+      <w:lvlText w:val="%2."/>
+      <w:lvlJc w:val="left"/>
+      <w:pPr>
+        <w:ind w:left="1440" w:hanging="360"/>
+      </w:pPr>
+    </w:lvl>
+    <w:lvl w:ilvl="2" w:tplc="0419001B" w:tentative="1">
+      <w:start w:val="1"/>
+      <w:numFmt w:val="lowerRoman"/>
+      <w:lvlText w:val="%3."/>
+      <w:lvlJc w:val="right"/>
+      <w:pPr>
+        <w:ind w:left="2160" w:hanging="180"/>
+      </w:pPr>
+    </w:lvl>
+    <w:lvl w:ilvl="3" w:tplc="0419000F" w:tentative="1">
+      <w:start w:val="1"/>
+      <w:numFmt w:val="decimal"/>
+      <w:lvlText w:val="%4."/>
+      <w:lvlJc w:val="left"/>
+      <w:pPr>
+        <w:ind w:left="2880" w:hanging="360"/>
+      </w:pPr>
+    </w:lvl>
+    <w:lvl w:ilvl="4" w:tplc="04190019" w:tentative="1">
+      <w:start w:val="1"/>
+      <w:numFmt w:val="lowerLetter"/>
+      <w:lvlText w:val="%5."/>
+      <w:lvlJc w:val="left"/>
+      <w:pPr>
+        <w:ind w:left="3600" w:hanging="360"/>
+      </w:pPr>
+    </w:lvl>
+    <w:lvl w:ilvl="5" w:tplc="0419001B" w:tentative="1">
+      <w:start w:val="1"/>
+      <w:numFmt w:val="lowerRoman"/>
+      <w:lvlText w:val="%6."/>
+      <w:lvlJc w:val="right"/>
+      <w:pPr>
+        <w:ind w:left="4320" w:hanging="180"/>
+      </w:pPr>
+    </w:lvl>
+    <w:lvl w:ilvl="6" w:tplc="0419000F" w:tentative="1">
+      <w:start w:val="1"/>
+      <w:numFmt w:val="decimal"/>
+      <w:lvlText w:val="%7."/>
+      <w:lvlJc w:val="left"/>
+      <w:pPr>
+        <w:ind w:left="5040" w:hanging="360"/>
+      </w:pPr>
+    </w:lvl>
+    <w:lvl w:ilvl="7" w:tplc="04190019" w:tentative="1">
+      <w:start w:val="1"/>
+      <w:numFmt w:val="lowerLetter"/>
+      <w:lvlText w:val="%8."/>
+      <w:lvlJc w:val="left"/>
+      <w:pPr>
+        <w:ind w:left="5760" w:hanging="360"/>
+      </w:pPr>
+    </w:lvl>
+    <w:lvl w:ilvl="8" w:tplc="0419001B" w:tentative="1">
+      <w:start w:val="1"/>
+      <w:numFmt w:val="lowerRoman"/>
+      <w:lvlText w:val="%9."/>
+      <w:lvlJc w:val="right"/>
+      <w:pPr>
+        <w:ind w:left="6480" w:hanging="180"/>
+      </w:pPr>
+    </w:lvl>
+  </w:abstractNum>
+  <w:abstractNum w:abstractNumId="2">
     <w:nsid w:val="27F176BD"/>
     <w:multiLevelType w:val="multilevel"/>
-    <w:tmpl w:val="E086FCA8"/>
+    <w:tmpl w:val="ED40795C"/>
     <w:lvl w:ilvl="0">
       <w:start w:val="1"/>
-      <w:numFmt w:val="bullet"/>
-      <w:lvlText w:val=""/>
+      <w:numFmt w:val="decimal"/>
+      <w:lvlText w:val="%1."/>
       <w:lvlJc w:val="left"/>
       <w:pPr>
         <w:tabs>
@@ -624,7 +1932,7 @@
         <w:ind w:left="720" w:hanging="360"/>
       </w:pPr>
       <w:rPr>
-        <w:rFonts w:ascii="Symbol" w:hAnsi="Symbol" w:hint="default"/>
+        <w:rFonts w:hint="default"/>
         <w:sz w:val="20"/>
       </w:rPr>
     </w:lvl>
@@ -757,7 +2065,7 @@
       </w:rPr>
     </w:lvl>
   </w:abstractNum>
-  <w:abstractNum w:abstractNumId="1">
+  <w:abstractNum w:abstractNumId="3">
     <w:nsid w:val="2E07010F"/>
     <w:multiLevelType w:val="multilevel"/>
     <w:tmpl w:val="B2E206A4"/>
@@ -906,7 +2214,306 @@
       </w:rPr>
     </w:lvl>
   </w:abstractNum>
-  <w:abstractNum w:abstractNumId="2">
+  <w:abstractNum w:abstractNumId="4">
+    <w:nsid w:val="33F56C8A"/>
+    <w:multiLevelType w:val="multilevel"/>
+    <w:tmpl w:val="619C0E20"/>
+    <w:lvl w:ilvl="0">
+      <w:start w:val="1"/>
+      <w:numFmt w:val="bullet"/>
+      <w:lvlText w:val=""/>
+      <w:lvlJc w:val="left"/>
+      <w:pPr>
+        <w:tabs>
+          <w:tab w:val="num" w:pos="720"/>
+        </w:tabs>
+        <w:ind w:left="720" w:hanging="360"/>
+      </w:pPr>
+      <w:rPr>
+        <w:rFonts w:ascii="Symbol" w:hAnsi="Symbol" w:hint="default"/>
+        <w:sz w:val="20"/>
+      </w:rPr>
+    </w:lvl>
+    <w:lvl w:ilvl="1" w:tentative="1">
+      <w:start w:val="1"/>
+      <w:numFmt w:val="bullet"/>
+      <w:lvlText w:val=""/>
+      <w:lvlJc w:val="left"/>
+      <w:pPr>
+        <w:tabs>
+          <w:tab w:val="num" w:pos="1440"/>
+        </w:tabs>
+        <w:ind w:left="1440" w:hanging="360"/>
+      </w:pPr>
+      <w:rPr>
+        <w:rFonts w:ascii="Symbol" w:hAnsi="Symbol" w:hint="default"/>
+        <w:sz w:val="20"/>
+      </w:rPr>
+    </w:lvl>
+    <w:lvl w:ilvl="2" w:tentative="1">
+      <w:start w:val="1"/>
+      <w:numFmt w:val="bullet"/>
+      <w:lvlText w:val=""/>
+      <w:lvlJc w:val="left"/>
+      <w:pPr>
+        <w:tabs>
+          <w:tab w:val="num" w:pos="2160"/>
+        </w:tabs>
+        <w:ind w:left="2160" w:hanging="360"/>
+      </w:pPr>
+      <w:rPr>
+        <w:rFonts w:ascii="Symbol" w:hAnsi="Symbol" w:hint="default"/>
+        <w:sz w:val="20"/>
+      </w:rPr>
+    </w:lvl>
+    <w:lvl w:ilvl="3" w:tentative="1">
+      <w:start w:val="1"/>
+      <w:numFmt w:val="bullet"/>
+      <w:lvlText w:val=""/>
+      <w:lvlJc w:val="left"/>
+      <w:pPr>
+        <w:tabs>
+          <w:tab w:val="num" w:pos="2880"/>
+        </w:tabs>
+        <w:ind w:left="2880" w:hanging="360"/>
+      </w:pPr>
+      <w:rPr>
+        <w:rFonts w:ascii="Symbol" w:hAnsi="Symbol" w:hint="default"/>
+        <w:sz w:val="20"/>
+      </w:rPr>
+    </w:lvl>
+    <w:lvl w:ilvl="4" w:tentative="1">
+      <w:start w:val="1"/>
+      <w:numFmt w:val="bullet"/>
+      <w:lvlText w:val=""/>
+      <w:lvlJc w:val="left"/>
+      <w:pPr>
+        <w:tabs>
+          <w:tab w:val="num" w:pos="3600"/>
+        </w:tabs>
+        <w:ind w:left="3600" w:hanging="360"/>
+      </w:pPr>
+      <w:rPr>
+        <w:rFonts w:ascii="Symbol" w:hAnsi="Symbol" w:hint="default"/>
+        <w:sz w:val="20"/>
+      </w:rPr>
+    </w:lvl>
+    <w:lvl w:ilvl="5" w:tentative="1">
+      <w:start w:val="1"/>
+      <w:numFmt w:val="bullet"/>
+      <w:lvlText w:val=""/>
+      <w:lvlJc w:val="left"/>
+      <w:pPr>
+        <w:tabs>
+          <w:tab w:val="num" w:pos="4320"/>
+        </w:tabs>
+        <w:ind w:left="4320" w:hanging="360"/>
+      </w:pPr>
+      <w:rPr>
+        <w:rFonts w:ascii="Symbol" w:hAnsi="Symbol" w:hint="default"/>
+        <w:sz w:val="20"/>
+      </w:rPr>
+    </w:lvl>
+    <w:lvl w:ilvl="6" w:tentative="1">
+      <w:start w:val="1"/>
+      <w:numFmt w:val="bullet"/>
+      <w:lvlText w:val=""/>
+      <w:lvlJc w:val="left"/>
+      <w:pPr>
+        <w:tabs>
+          <w:tab w:val="num" w:pos="5040"/>
+        </w:tabs>
+        <w:ind w:left="5040" w:hanging="360"/>
+      </w:pPr>
+      <w:rPr>
+        <w:rFonts w:ascii="Symbol" w:hAnsi="Symbol" w:hint="default"/>
+        <w:sz w:val="20"/>
+      </w:rPr>
+    </w:lvl>
+    <w:lvl w:ilvl="7" w:tentative="1">
+      <w:start w:val="1"/>
+      <w:numFmt w:val="bullet"/>
+      <w:lvlText w:val=""/>
+      <w:lvlJc w:val="left"/>
+      <w:pPr>
+        <w:tabs>
+          <w:tab w:val="num" w:pos="5760"/>
+        </w:tabs>
+        <w:ind w:left="5760" w:hanging="360"/>
+      </w:pPr>
+      <w:rPr>
+        <w:rFonts w:ascii="Symbol" w:hAnsi="Symbol" w:hint="default"/>
+        <w:sz w:val="20"/>
+      </w:rPr>
+    </w:lvl>
+    <w:lvl w:ilvl="8" w:tentative="1">
+      <w:start w:val="1"/>
+      <w:numFmt w:val="bullet"/>
+      <w:lvlText w:val=""/>
+      <w:lvlJc w:val="left"/>
+      <w:pPr>
+        <w:tabs>
+          <w:tab w:val="num" w:pos="6480"/>
+        </w:tabs>
+        <w:ind w:left="6480" w:hanging="360"/>
+      </w:pPr>
+      <w:rPr>
+        <w:rFonts w:ascii="Symbol" w:hAnsi="Symbol" w:hint="default"/>
+        <w:sz w:val="20"/>
+      </w:rPr>
+    </w:lvl>
+  </w:abstractNum>
+  <w:abstractNum w:abstractNumId="5">
+    <w:nsid w:val="478C1A0E"/>
+    <w:multiLevelType w:val="multilevel"/>
+    <w:tmpl w:val="4BAEA538"/>
+    <w:lvl w:ilvl="0">
+      <w:start w:val="1"/>
+      <w:numFmt w:val="decimal"/>
+      <w:lvlText w:val="%1."/>
+      <w:lvlJc w:val="left"/>
+      <w:pPr>
+        <w:tabs>
+          <w:tab w:val="num" w:pos="720"/>
+        </w:tabs>
+        <w:ind w:left="720" w:hanging="360"/>
+      </w:pPr>
+      <w:rPr>
+        <w:rFonts w:hint="default"/>
+        <w:sz w:val="28"/>
+        <w:szCs w:val="28"/>
+      </w:rPr>
+    </w:lvl>
+    <w:lvl w:ilvl="1" w:tentative="1">
+      <w:start w:val="1"/>
+      <w:numFmt w:val="bullet"/>
+      <w:lvlText w:val=""/>
+      <w:lvlJc w:val="left"/>
+      <w:pPr>
+        <w:tabs>
+          <w:tab w:val="num" w:pos="1440"/>
+        </w:tabs>
+        <w:ind w:left="1440" w:hanging="360"/>
+      </w:pPr>
+      <w:rPr>
+        <w:rFonts w:ascii="Symbol" w:hAnsi="Symbol" w:hint="default"/>
+        <w:sz w:val="20"/>
+      </w:rPr>
+    </w:lvl>
+    <w:lvl w:ilvl="2" w:tentative="1">
+      <w:start w:val="1"/>
+      <w:numFmt w:val="bullet"/>
+      <w:lvlText w:val=""/>
+      <w:lvlJc w:val="left"/>
+      <w:pPr>
+        <w:tabs>
+          <w:tab w:val="num" w:pos="2160"/>
+        </w:tabs>
+        <w:ind w:left="2160" w:hanging="360"/>
+      </w:pPr>
+      <w:rPr>
+        <w:rFonts w:ascii="Symbol" w:hAnsi="Symbol" w:hint="default"/>
+        <w:sz w:val="20"/>
+      </w:rPr>
+    </w:lvl>
+    <w:lvl w:ilvl="3" w:tentative="1">
+      <w:start w:val="1"/>
+      <w:numFmt w:val="bullet"/>
+      <w:lvlText w:val=""/>
+      <w:lvlJc w:val="left"/>
+      <w:pPr>
+        <w:tabs>
+          <w:tab w:val="num" w:pos="2880"/>
+        </w:tabs>
+        <w:ind w:left="2880" w:hanging="360"/>
+      </w:pPr>
+      <w:rPr>
+        <w:rFonts w:ascii="Symbol" w:hAnsi="Symbol" w:hint="default"/>
+        <w:sz w:val="20"/>
+      </w:rPr>
+    </w:lvl>
+    <w:lvl w:ilvl="4" w:tentative="1">
+      <w:start w:val="1"/>
+      <w:numFmt w:val="bullet"/>
+      <w:lvlText w:val=""/>
+      <w:lvlJc w:val="left"/>
+      <w:pPr>
+        <w:tabs>
+          <w:tab w:val="num" w:pos="3600"/>
+        </w:tabs>
+        <w:ind w:left="3600" w:hanging="360"/>
+      </w:pPr>
+      <w:rPr>
+        <w:rFonts w:ascii="Symbol" w:hAnsi="Symbol" w:hint="default"/>
+        <w:sz w:val="20"/>
+      </w:rPr>
+    </w:lvl>
+    <w:lvl w:ilvl="5" w:tentative="1">
+      <w:start w:val="1"/>
+      <w:numFmt w:val="bullet"/>
+      <w:lvlText w:val=""/>
+      <w:lvlJc w:val="left"/>
+      <w:pPr>
+        <w:tabs>
+          <w:tab w:val="num" w:pos="4320"/>
+        </w:tabs>
+        <w:ind w:left="4320" w:hanging="360"/>
+      </w:pPr>
+      <w:rPr>
+        <w:rFonts w:ascii="Symbol" w:hAnsi="Symbol" w:hint="default"/>
+        <w:sz w:val="20"/>
+      </w:rPr>
+    </w:lvl>
+    <w:lvl w:ilvl="6" w:tentative="1">
+      <w:start w:val="1"/>
+      <w:numFmt w:val="bullet"/>
+      <w:lvlText w:val=""/>
+      <w:lvlJc w:val="left"/>
+      <w:pPr>
+        <w:tabs>
+          <w:tab w:val="num" w:pos="5040"/>
+        </w:tabs>
+        <w:ind w:left="5040" w:hanging="360"/>
+      </w:pPr>
+      <w:rPr>
+        <w:rFonts w:ascii="Symbol" w:hAnsi="Symbol" w:hint="default"/>
+        <w:sz w:val="20"/>
+      </w:rPr>
+    </w:lvl>
+    <w:lvl w:ilvl="7" w:tentative="1">
+      <w:start w:val="1"/>
+      <w:numFmt w:val="bullet"/>
+      <w:lvlText w:val=""/>
+      <w:lvlJc w:val="left"/>
+      <w:pPr>
+        <w:tabs>
+          <w:tab w:val="num" w:pos="5760"/>
+        </w:tabs>
+        <w:ind w:left="5760" w:hanging="360"/>
+      </w:pPr>
+      <w:rPr>
+        <w:rFonts w:ascii="Symbol" w:hAnsi="Symbol" w:hint="default"/>
+        <w:sz w:val="20"/>
+      </w:rPr>
+    </w:lvl>
+    <w:lvl w:ilvl="8" w:tentative="1">
+      <w:start w:val="1"/>
+      <w:numFmt w:val="bullet"/>
+      <w:lvlText w:val=""/>
+      <w:lvlJc w:val="left"/>
+      <w:pPr>
+        <w:tabs>
+          <w:tab w:val="num" w:pos="6480"/>
+        </w:tabs>
+        <w:ind w:left="6480" w:hanging="360"/>
+      </w:pPr>
+      <w:rPr>
+        <w:rFonts w:ascii="Symbol" w:hAnsi="Symbol" w:hint="default"/>
+        <w:sz w:val="20"/>
+      </w:rPr>
+    </w:lvl>
+  </w:abstractNum>
+  <w:abstractNum w:abstractNumId="6">
     <w:nsid w:val="4F2E55E7"/>
     <w:multiLevelType w:val="multilevel"/>
     <w:tmpl w:val="729C28FC"/>
@@ -1055,14 +2662,662 @@
       </w:rPr>
     </w:lvl>
   </w:abstractNum>
+  <w:abstractNum w:abstractNumId="7">
+    <w:nsid w:val="56F6585B"/>
+    <w:multiLevelType w:val="multilevel"/>
+    <w:tmpl w:val="8DBAA2F8"/>
+    <w:lvl w:ilvl="0">
+      <w:start w:val="1"/>
+      <w:numFmt w:val="decimal"/>
+      <w:lvlText w:val="%1."/>
+      <w:lvlJc w:val="left"/>
+      <w:pPr>
+        <w:tabs>
+          <w:tab w:val="num" w:pos="720"/>
+        </w:tabs>
+        <w:ind w:left="720" w:hanging="360"/>
+      </w:pPr>
+      <w:rPr>
+        <w:rFonts w:hint="default"/>
+        <w:sz w:val="28"/>
+        <w:szCs w:val="28"/>
+      </w:rPr>
+    </w:lvl>
+    <w:lvl w:ilvl="1" w:tentative="1">
+      <w:start w:val="1"/>
+      <w:numFmt w:val="bullet"/>
+      <w:lvlText w:val=""/>
+      <w:lvlJc w:val="left"/>
+      <w:pPr>
+        <w:tabs>
+          <w:tab w:val="num" w:pos="1440"/>
+        </w:tabs>
+        <w:ind w:left="1440" w:hanging="360"/>
+      </w:pPr>
+      <w:rPr>
+        <w:rFonts w:ascii="Symbol" w:hAnsi="Symbol" w:hint="default"/>
+        <w:sz w:val="20"/>
+      </w:rPr>
+    </w:lvl>
+    <w:lvl w:ilvl="2" w:tentative="1">
+      <w:start w:val="1"/>
+      <w:numFmt w:val="bullet"/>
+      <w:lvlText w:val=""/>
+      <w:lvlJc w:val="left"/>
+      <w:pPr>
+        <w:tabs>
+          <w:tab w:val="num" w:pos="2160"/>
+        </w:tabs>
+        <w:ind w:left="2160" w:hanging="360"/>
+      </w:pPr>
+      <w:rPr>
+        <w:rFonts w:ascii="Symbol" w:hAnsi="Symbol" w:hint="default"/>
+        <w:sz w:val="20"/>
+      </w:rPr>
+    </w:lvl>
+    <w:lvl w:ilvl="3" w:tentative="1">
+      <w:start w:val="1"/>
+      <w:numFmt w:val="bullet"/>
+      <w:lvlText w:val=""/>
+      <w:lvlJc w:val="left"/>
+      <w:pPr>
+        <w:tabs>
+          <w:tab w:val="num" w:pos="2880"/>
+        </w:tabs>
+        <w:ind w:left="2880" w:hanging="360"/>
+      </w:pPr>
+      <w:rPr>
+        <w:rFonts w:ascii="Symbol" w:hAnsi="Symbol" w:hint="default"/>
+        <w:sz w:val="20"/>
+      </w:rPr>
+    </w:lvl>
+    <w:lvl w:ilvl="4" w:tentative="1">
+      <w:start w:val="1"/>
+      <w:numFmt w:val="bullet"/>
+      <w:lvlText w:val=""/>
+      <w:lvlJc w:val="left"/>
+      <w:pPr>
+        <w:tabs>
+          <w:tab w:val="num" w:pos="3600"/>
+        </w:tabs>
+        <w:ind w:left="3600" w:hanging="360"/>
+      </w:pPr>
+      <w:rPr>
+        <w:rFonts w:ascii="Symbol" w:hAnsi="Symbol" w:hint="default"/>
+        <w:sz w:val="20"/>
+      </w:rPr>
+    </w:lvl>
+    <w:lvl w:ilvl="5" w:tentative="1">
+      <w:start w:val="1"/>
+      <w:numFmt w:val="bullet"/>
+      <w:lvlText w:val=""/>
+      <w:lvlJc w:val="left"/>
+      <w:pPr>
+        <w:tabs>
+          <w:tab w:val="num" w:pos="4320"/>
+        </w:tabs>
+        <w:ind w:left="4320" w:hanging="360"/>
+      </w:pPr>
+      <w:rPr>
+        <w:rFonts w:ascii="Symbol" w:hAnsi="Symbol" w:hint="default"/>
+        <w:sz w:val="20"/>
+      </w:rPr>
+    </w:lvl>
+    <w:lvl w:ilvl="6" w:tentative="1">
+      <w:start w:val="1"/>
+      <w:numFmt w:val="bullet"/>
+      <w:lvlText w:val=""/>
+      <w:lvlJc w:val="left"/>
+      <w:pPr>
+        <w:tabs>
+          <w:tab w:val="num" w:pos="5040"/>
+        </w:tabs>
+        <w:ind w:left="5040" w:hanging="360"/>
+      </w:pPr>
+      <w:rPr>
+        <w:rFonts w:ascii="Symbol" w:hAnsi="Symbol" w:hint="default"/>
+        <w:sz w:val="20"/>
+      </w:rPr>
+    </w:lvl>
+    <w:lvl w:ilvl="7" w:tentative="1">
+      <w:start w:val="1"/>
+      <w:numFmt w:val="bullet"/>
+      <w:lvlText w:val=""/>
+      <w:lvlJc w:val="left"/>
+      <w:pPr>
+        <w:tabs>
+          <w:tab w:val="num" w:pos="5760"/>
+        </w:tabs>
+        <w:ind w:left="5760" w:hanging="360"/>
+      </w:pPr>
+      <w:rPr>
+        <w:rFonts w:ascii="Symbol" w:hAnsi="Symbol" w:hint="default"/>
+        <w:sz w:val="20"/>
+      </w:rPr>
+    </w:lvl>
+    <w:lvl w:ilvl="8" w:tentative="1">
+      <w:start w:val="1"/>
+      <w:numFmt w:val="bullet"/>
+      <w:lvlText w:val=""/>
+      <w:lvlJc w:val="left"/>
+      <w:pPr>
+        <w:tabs>
+          <w:tab w:val="num" w:pos="6480"/>
+        </w:tabs>
+        <w:ind w:left="6480" w:hanging="360"/>
+      </w:pPr>
+      <w:rPr>
+        <w:rFonts w:ascii="Symbol" w:hAnsi="Symbol" w:hint="default"/>
+        <w:sz w:val="20"/>
+      </w:rPr>
+    </w:lvl>
+  </w:abstractNum>
+  <w:abstractNum w:abstractNumId="8">
+    <w:nsid w:val="5BD30748"/>
+    <w:multiLevelType w:val="hybridMultilevel"/>
+    <w:tmpl w:val="2424EA30"/>
+    <w:lvl w:ilvl="0" w:tplc="0419000F">
+      <w:start w:val="1"/>
+      <w:numFmt w:val="decimal"/>
+      <w:lvlText w:val="%1."/>
+      <w:lvlJc w:val="left"/>
+      <w:pPr>
+        <w:ind w:left="720" w:hanging="360"/>
+      </w:pPr>
+    </w:lvl>
+    <w:lvl w:ilvl="1" w:tplc="04190019" w:tentative="1">
+      <w:start w:val="1"/>
+      <w:numFmt w:val="lowerLetter"/>
+      <w:lvlText w:val="%2."/>
+      <w:lvlJc w:val="left"/>
+      <w:pPr>
+        <w:ind w:left="1440" w:hanging="360"/>
+      </w:pPr>
+    </w:lvl>
+    <w:lvl w:ilvl="2" w:tplc="0419001B" w:tentative="1">
+      <w:start w:val="1"/>
+      <w:numFmt w:val="lowerRoman"/>
+      <w:lvlText w:val="%3."/>
+      <w:lvlJc w:val="right"/>
+      <w:pPr>
+        <w:ind w:left="2160" w:hanging="180"/>
+      </w:pPr>
+    </w:lvl>
+    <w:lvl w:ilvl="3" w:tplc="0419000F" w:tentative="1">
+      <w:start w:val="1"/>
+      <w:numFmt w:val="decimal"/>
+      <w:lvlText w:val="%4."/>
+      <w:lvlJc w:val="left"/>
+      <w:pPr>
+        <w:ind w:left="2880" w:hanging="360"/>
+      </w:pPr>
+    </w:lvl>
+    <w:lvl w:ilvl="4" w:tplc="04190019" w:tentative="1">
+      <w:start w:val="1"/>
+      <w:numFmt w:val="lowerLetter"/>
+      <w:lvlText w:val="%5."/>
+      <w:lvlJc w:val="left"/>
+      <w:pPr>
+        <w:ind w:left="3600" w:hanging="360"/>
+      </w:pPr>
+    </w:lvl>
+    <w:lvl w:ilvl="5" w:tplc="0419001B" w:tentative="1">
+      <w:start w:val="1"/>
+      <w:numFmt w:val="lowerRoman"/>
+      <w:lvlText w:val="%6."/>
+      <w:lvlJc w:val="right"/>
+      <w:pPr>
+        <w:ind w:left="4320" w:hanging="180"/>
+      </w:pPr>
+    </w:lvl>
+    <w:lvl w:ilvl="6" w:tplc="0419000F" w:tentative="1">
+      <w:start w:val="1"/>
+      <w:numFmt w:val="decimal"/>
+      <w:lvlText w:val="%7."/>
+      <w:lvlJc w:val="left"/>
+      <w:pPr>
+        <w:ind w:left="5040" w:hanging="360"/>
+      </w:pPr>
+    </w:lvl>
+    <w:lvl w:ilvl="7" w:tplc="04190019" w:tentative="1">
+      <w:start w:val="1"/>
+      <w:numFmt w:val="lowerLetter"/>
+      <w:lvlText w:val="%8."/>
+      <w:lvlJc w:val="left"/>
+      <w:pPr>
+        <w:ind w:left="5760" w:hanging="360"/>
+      </w:pPr>
+    </w:lvl>
+    <w:lvl w:ilvl="8" w:tplc="0419001B" w:tentative="1">
+      <w:start w:val="1"/>
+      <w:numFmt w:val="lowerRoman"/>
+      <w:lvlText w:val="%9."/>
+      <w:lvlJc w:val="right"/>
+      <w:pPr>
+        <w:ind w:left="6480" w:hanging="180"/>
+      </w:pPr>
+    </w:lvl>
+  </w:abstractNum>
+  <w:abstractNum w:abstractNumId="9">
+    <w:nsid w:val="6D4825EE"/>
+    <w:multiLevelType w:val="hybridMultilevel"/>
+    <w:tmpl w:val="BE2A0548"/>
+    <w:lvl w:ilvl="0" w:tplc="0419000F">
+      <w:start w:val="1"/>
+      <w:numFmt w:val="decimal"/>
+      <w:lvlText w:val="%1."/>
+      <w:lvlJc w:val="left"/>
+      <w:pPr>
+        <w:ind w:left="720" w:hanging="360"/>
+      </w:pPr>
+    </w:lvl>
+    <w:lvl w:ilvl="1" w:tplc="04190019" w:tentative="1">
+      <w:start w:val="1"/>
+      <w:numFmt w:val="lowerLetter"/>
+      <w:lvlText w:val="%2."/>
+      <w:lvlJc w:val="left"/>
+      <w:pPr>
+        <w:ind w:left="1440" w:hanging="360"/>
+      </w:pPr>
+    </w:lvl>
+    <w:lvl w:ilvl="2" w:tplc="0419001B" w:tentative="1">
+      <w:start w:val="1"/>
+      <w:numFmt w:val="lowerRoman"/>
+      <w:lvlText w:val="%3."/>
+      <w:lvlJc w:val="right"/>
+      <w:pPr>
+        <w:ind w:left="2160" w:hanging="180"/>
+      </w:pPr>
+    </w:lvl>
+    <w:lvl w:ilvl="3" w:tplc="0419000F" w:tentative="1">
+      <w:start w:val="1"/>
+      <w:numFmt w:val="decimal"/>
+      <w:lvlText w:val="%4."/>
+      <w:lvlJc w:val="left"/>
+      <w:pPr>
+        <w:ind w:left="2880" w:hanging="360"/>
+      </w:pPr>
+    </w:lvl>
+    <w:lvl w:ilvl="4" w:tplc="04190019" w:tentative="1">
+      <w:start w:val="1"/>
+      <w:numFmt w:val="lowerLetter"/>
+      <w:lvlText w:val="%5."/>
+      <w:lvlJc w:val="left"/>
+      <w:pPr>
+        <w:ind w:left="3600" w:hanging="360"/>
+      </w:pPr>
+    </w:lvl>
+    <w:lvl w:ilvl="5" w:tplc="0419001B" w:tentative="1">
+      <w:start w:val="1"/>
+      <w:numFmt w:val="lowerRoman"/>
+      <w:lvlText w:val="%6."/>
+      <w:lvlJc w:val="right"/>
+      <w:pPr>
+        <w:ind w:left="4320" w:hanging="180"/>
+      </w:pPr>
+    </w:lvl>
+    <w:lvl w:ilvl="6" w:tplc="0419000F" w:tentative="1">
+      <w:start w:val="1"/>
+      <w:numFmt w:val="decimal"/>
+      <w:lvlText w:val="%7."/>
+      <w:lvlJc w:val="left"/>
+      <w:pPr>
+        <w:ind w:left="5040" w:hanging="360"/>
+      </w:pPr>
+    </w:lvl>
+    <w:lvl w:ilvl="7" w:tplc="04190019" w:tentative="1">
+      <w:start w:val="1"/>
+      <w:numFmt w:val="lowerLetter"/>
+      <w:lvlText w:val="%8."/>
+      <w:lvlJc w:val="left"/>
+      <w:pPr>
+        <w:ind w:left="5760" w:hanging="360"/>
+      </w:pPr>
+    </w:lvl>
+    <w:lvl w:ilvl="8" w:tplc="0419001B" w:tentative="1">
+      <w:start w:val="1"/>
+      <w:numFmt w:val="lowerRoman"/>
+      <w:lvlText w:val="%9."/>
+      <w:lvlJc w:val="right"/>
+      <w:pPr>
+        <w:ind w:left="6480" w:hanging="180"/>
+      </w:pPr>
+    </w:lvl>
+  </w:abstractNum>
+  <w:abstractNum w:abstractNumId="10">
+    <w:nsid w:val="75D3628D"/>
+    <w:multiLevelType w:val="multilevel"/>
+    <w:tmpl w:val="4BAEA538"/>
+    <w:lvl w:ilvl="0">
+      <w:start w:val="1"/>
+      <w:numFmt w:val="decimal"/>
+      <w:lvlText w:val="%1."/>
+      <w:lvlJc w:val="left"/>
+      <w:pPr>
+        <w:tabs>
+          <w:tab w:val="num" w:pos="720"/>
+        </w:tabs>
+        <w:ind w:left="720" w:hanging="360"/>
+      </w:pPr>
+      <w:rPr>
+        <w:rFonts w:hint="default"/>
+        <w:sz w:val="28"/>
+        <w:szCs w:val="28"/>
+      </w:rPr>
+    </w:lvl>
+    <w:lvl w:ilvl="1" w:tentative="1">
+      <w:start w:val="1"/>
+      <w:numFmt w:val="bullet"/>
+      <w:lvlText w:val=""/>
+      <w:lvlJc w:val="left"/>
+      <w:pPr>
+        <w:tabs>
+          <w:tab w:val="num" w:pos="1440"/>
+        </w:tabs>
+        <w:ind w:left="1440" w:hanging="360"/>
+      </w:pPr>
+      <w:rPr>
+        <w:rFonts w:ascii="Symbol" w:hAnsi="Symbol" w:hint="default"/>
+        <w:sz w:val="20"/>
+      </w:rPr>
+    </w:lvl>
+    <w:lvl w:ilvl="2" w:tentative="1">
+      <w:start w:val="1"/>
+      <w:numFmt w:val="bullet"/>
+      <w:lvlText w:val=""/>
+      <w:lvlJc w:val="left"/>
+      <w:pPr>
+        <w:tabs>
+          <w:tab w:val="num" w:pos="2160"/>
+        </w:tabs>
+        <w:ind w:left="2160" w:hanging="360"/>
+      </w:pPr>
+      <w:rPr>
+        <w:rFonts w:ascii="Symbol" w:hAnsi="Symbol" w:hint="default"/>
+        <w:sz w:val="20"/>
+      </w:rPr>
+    </w:lvl>
+    <w:lvl w:ilvl="3" w:tentative="1">
+      <w:start w:val="1"/>
+      <w:numFmt w:val="bullet"/>
+      <w:lvlText w:val=""/>
+      <w:lvlJc w:val="left"/>
+      <w:pPr>
+        <w:tabs>
+          <w:tab w:val="num" w:pos="2880"/>
+        </w:tabs>
+        <w:ind w:left="2880" w:hanging="360"/>
+      </w:pPr>
+      <w:rPr>
+        <w:rFonts w:ascii="Symbol" w:hAnsi="Symbol" w:hint="default"/>
+        <w:sz w:val="20"/>
+      </w:rPr>
+    </w:lvl>
+    <w:lvl w:ilvl="4" w:tentative="1">
+      <w:start w:val="1"/>
+      <w:numFmt w:val="bullet"/>
+      <w:lvlText w:val=""/>
+      <w:lvlJc w:val="left"/>
+      <w:pPr>
+        <w:tabs>
+          <w:tab w:val="num" w:pos="3600"/>
+        </w:tabs>
+        <w:ind w:left="3600" w:hanging="360"/>
+      </w:pPr>
+      <w:rPr>
+        <w:rFonts w:ascii="Symbol" w:hAnsi="Symbol" w:hint="default"/>
+        <w:sz w:val="20"/>
+      </w:rPr>
+    </w:lvl>
+    <w:lvl w:ilvl="5" w:tentative="1">
+      <w:start w:val="1"/>
+      <w:numFmt w:val="bullet"/>
+      <w:lvlText w:val=""/>
+      <w:lvlJc w:val="left"/>
+      <w:pPr>
+        <w:tabs>
+          <w:tab w:val="num" w:pos="4320"/>
+        </w:tabs>
+        <w:ind w:left="4320" w:hanging="360"/>
+      </w:pPr>
+      <w:rPr>
+        <w:rFonts w:ascii="Symbol" w:hAnsi="Symbol" w:hint="default"/>
+        <w:sz w:val="20"/>
+      </w:rPr>
+    </w:lvl>
+    <w:lvl w:ilvl="6" w:tentative="1">
+      <w:start w:val="1"/>
+      <w:numFmt w:val="bullet"/>
+      <w:lvlText w:val=""/>
+      <w:lvlJc w:val="left"/>
+      <w:pPr>
+        <w:tabs>
+          <w:tab w:val="num" w:pos="5040"/>
+        </w:tabs>
+        <w:ind w:left="5040" w:hanging="360"/>
+      </w:pPr>
+      <w:rPr>
+        <w:rFonts w:ascii="Symbol" w:hAnsi="Symbol" w:hint="default"/>
+        <w:sz w:val="20"/>
+      </w:rPr>
+    </w:lvl>
+    <w:lvl w:ilvl="7" w:tentative="1">
+      <w:start w:val="1"/>
+      <w:numFmt w:val="bullet"/>
+      <w:lvlText w:val=""/>
+      <w:lvlJc w:val="left"/>
+      <w:pPr>
+        <w:tabs>
+          <w:tab w:val="num" w:pos="5760"/>
+        </w:tabs>
+        <w:ind w:left="5760" w:hanging="360"/>
+      </w:pPr>
+      <w:rPr>
+        <w:rFonts w:ascii="Symbol" w:hAnsi="Symbol" w:hint="default"/>
+        <w:sz w:val="20"/>
+      </w:rPr>
+    </w:lvl>
+    <w:lvl w:ilvl="8" w:tentative="1">
+      <w:start w:val="1"/>
+      <w:numFmt w:val="bullet"/>
+      <w:lvlText w:val=""/>
+      <w:lvlJc w:val="left"/>
+      <w:pPr>
+        <w:tabs>
+          <w:tab w:val="num" w:pos="6480"/>
+        </w:tabs>
+        <w:ind w:left="6480" w:hanging="360"/>
+      </w:pPr>
+      <w:rPr>
+        <w:rFonts w:ascii="Symbol" w:hAnsi="Symbol" w:hint="default"/>
+        <w:sz w:val="20"/>
+      </w:rPr>
+    </w:lvl>
+  </w:abstractNum>
+  <w:abstractNum w:abstractNumId="11">
+    <w:nsid w:val="781C0CCA"/>
+    <w:multiLevelType w:val="multilevel"/>
+    <w:tmpl w:val="A334AF38"/>
+    <w:lvl w:ilvl="0">
+      <w:start w:val="1"/>
+      <w:numFmt w:val="bullet"/>
+      <w:lvlText w:val=""/>
+      <w:lvlJc w:val="left"/>
+      <w:pPr>
+        <w:tabs>
+          <w:tab w:val="num" w:pos="720"/>
+        </w:tabs>
+        <w:ind w:left="720" w:hanging="360"/>
+      </w:pPr>
+      <w:rPr>
+        <w:rFonts w:ascii="Symbol" w:hAnsi="Symbol" w:hint="default"/>
+        <w:sz w:val="20"/>
+      </w:rPr>
+    </w:lvl>
+    <w:lvl w:ilvl="1" w:tentative="1">
+      <w:start w:val="1"/>
+      <w:numFmt w:val="bullet"/>
+      <w:lvlText w:val=""/>
+      <w:lvlJc w:val="left"/>
+      <w:pPr>
+        <w:tabs>
+          <w:tab w:val="num" w:pos="1440"/>
+        </w:tabs>
+        <w:ind w:left="1440" w:hanging="360"/>
+      </w:pPr>
+      <w:rPr>
+        <w:rFonts w:ascii="Symbol" w:hAnsi="Symbol" w:hint="default"/>
+        <w:sz w:val="20"/>
+      </w:rPr>
+    </w:lvl>
+    <w:lvl w:ilvl="2" w:tentative="1">
+      <w:start w:val="1"/>
+      <w:numFmt w:val="bullet"/>
+      <w:lvlText w:val=""/>
+      <w:lvlJc w:val="left"/>
+      <w:pPr>
+        <w:tabs>
+          <w:tab w:val="num" w:pos="2160"/>
+        </w:tabs>
+        <w:ind w:left="2160" w:hanging="360"/>
+      </w:pPr>
+      <w:rPr>
+        <w:rFonts w:ascii="Symbol" w:hAnsi="Symbol" w:hint="default"/>
+        <w:sz w:val="20"/>
+      </w:rPr>
+    </w:lvl>
+    <w:lvl w:ilvl="3" w:tentative="1">
+      <w:start w:val="1"/>
+      <w:numFmt w:val="bullet"/>
+      <w:lvlText w:val=""/>
+      <w:lvlJc w:val="left"/>
+      <w:pPr>
+        <w:tabs>
+          <w:tab w:val="num" w:pos="2880"/>
+        </w:tabs>
+        <w:ind w:left="2880" w:hanging="360"/>
+      </w:pPr>
+      <w:rPr>
+        <w:rFonts w:ascii="Symbol" w:hAnsi="Symbol" w:hint="default"/>
+        <w:sz w:val="20"/>
+      </w:rPr>
+    </w:lvl>
+    <w:lvl w:ilvl="4" w:tentative="1">
+      <w:start w:val="1"/>
+      <w:numFmt w:val="bullet"/>
+      <w:lvlText w:val=""/>
+      <w:lvlJc w:val="left"/>
+      <w:pPr>
+        <w:tabs>
+          <w:tab w:val="num" w:pos="3600"/>
+        </w:tabs>
+        <w:ind w:left="3600" w:hanging="360"/>
+      </w:pPr>
+      <w:rPr>
+        <w:rFonts w:ascii="Symbol" w:hAnsi="Symbol" w:hint="default"/>
+        <w:sz w:val="20"/>
+      </w:rPr>
+    </w:lvl>
+    <w:lvl w:ilvl="5" w:tentative="1">
+      <w:start w:val="1"/>
+      <w:numFmt w:val="bullet"/>
+      <w:lvlText w:val=""/>
+      <w:lvlJc w:val="left"/>
+      <w:pPr>
+        <w:tabs>
+          <w:tab w:val="num" w:pos="4320"/>
+        </w:tabs>
+        <w:ind w:left="4320" w:hanging="360"/>
+      </w:pPr>
+      <w:rPr>
+        <w:rFonts w:ascii="Symbol" w:hAnsi="Symbol" w:hint="default"/>
+        <w:sz w:val="20"/>
+      </w:rPr>
+    </w:lvl>
+    <w:lvl w:ilvl="6" w:tentative="1">
+      <w:start w:val="1"/>
+      <w:numFmt w:val="bullet"/>
+      <w:lvlText w:val=""/>
+      <w:lvlJc w:val="left"/>
+      <w:pPr>
+        <w:tabs>
+          <w:tab w:val="num" w:pos="5040"/>
+        </w:tabs>
+        <w:ind w:left="5040" w:hanging="360"/>
+      </w:pPr>
+      <w:rPr>
+        <w:rFonts w:ascii="Symbol" w:hAnsi="Symbol" w:hint="default"/>
+        <w:sz w:val="20"/>
+      </w:rPr>
+    </w:lvl>
+    <w:lvl w:ilvl="7" w:tentative="1">
+      <w:start w:val="1"/>
+      <w:numFmt w:val="bullet"/>
+      <w:lvlText w:val=""/>
+      <w:lvlJc w:val="left"/>
+      <w:pPr>
+        <w:tabs>
+          <w:tab w:val="num" w:pos="5760"/>
+        </w:tabs>
+        <w:ind w:left="5760" w:hanging="360"/>
+      </w:pPr>
+      <w:rPr>
+        <w:rFonts w:ascii="Symbol" w:hAnsi="Symbol" w:hint="default"/>
+        <w:sz w:val="20"/>
+      </w:rPr>
+    </w:lvl>
+    <w:lvl w:ilvl="8" w:tentative="1">
+      <w:start w:val="1"/>
+      <w:numFmt w:val="bullet"/>
+      <w:lvlText w:val=""/>
+      <w:lvlJc w:val="left"/>
+      <w:pPr>
+        <w:tabs>
+          <w:tab w:val="num" w:pos="6480"/>
+        </w:tabs>
+        <w:ind w:left="6480" w:hanging="360"/>
+      </w:pPr>
+      <w:rPr>
+        <w:rFonts w:ascii="Symbol" w:hAnsi="Symbol" w:hint="default"/>
+        <w:sz w:val="20"/>
+      </w:rPr>
+    </w:lvl>
+  </w:abstractNum>
   <w:num w:numId="1">
+    <w:abstractNumId w:val="2"/>
+  </w:num>
+  <w:num w:numId="2">
+    <w:abstractNumId w:val="6"/>
+  </w:num>
+  <w:num w:numId="3">
+    <w:abstractNumId w:val="3"/>
+  </w:num>
+  <w:num w:numId="4">
+    <w:abstractNumId w:val="11"/>
+  </w:num>
+  <w:num w:numId="5">
+    <w:abstractNumId w:val="4"/>
+  </w:num>
+  <w:num w:numId="6">
     <w:abstractNumId w:val="0"/>
   </w:num>
-  <w:num w:numId="2">
-    <w:abstractNumId w:val="2"/>
+  <w:num w:numId="7">
+    <w:abstractNumId w:val="1"/>
   </w:num>
-  <w:num w:numId="3">
-    <w:abstractNumId w:val="1"/>
+  <w:num w:numId="8">
+    <w:abstractNumId w:val="8"/>
+  </w:num>
+  <w:num w:numId="9">
+    <w:abstractNumId w:val="9"/>
+  </w:num>
+  <w:num w:numId="10">
+    <w:abstractNumId w:val="7"/>
+  </w:num>
+  <w:num w:numId="11">
+    <w:abstractNumId w:val="10"/>
+  </w:num>
+  <w:num w:numId="12">
+    <w:abstractNumId w:val="5"/>
   </w:num>
 </w:numbering>
 </file>
@@ -1228,6 +3483,31 @@
     <w:qFormat/>
     <w:rsid w:val="001D28E2"/>
   </w:style>
+  <w:style w:type="paragraph" w:styleId="2">
+    <w:name w:val="heading 2"/>
+    <w:basedOn w:val="a"/>
+    <w:next w:val="a"/>
+    <w:link w:val="20"/>
+    <w:uiPriority w:val="9"/>
+    <w:semiHidden/>
+    <w:unhideWhenUsed/>
+    <w:qFormat/>
+    <w:rsid w:val="000F7426"/>
+    <w:pPr>
+      <w:keepNext/>
+      <w:keepLines/>
+      <w:spacing w:before="200" w:after="0"/>
+      <w:outlineLvl w:val="1"/>
+    </w:pPr>
+    <w:rPr>
+      <w:rFonts w:asciiTheme="majorHAnsi" w:eastAsiaTheme="majorEastAsia" w:hAnsiTheme="majorHAnsi" w:cstheme="majorBidi"/>
+      <w:b/>
+      <w:bCs/>
+      <w:color w:val="4F81BD" w:themeColor="accent1"/>
+      <w:sz w:val="26"/>
+      <w:szCs w:val="26"/>
+    </w:rPr>
+  </w:style>
   <w:style w:type="paragraph" w:styleId="3">
     <w:name w:val="heading 3"/>
     <w:basedOn w:val="a"/>
@@ -1322,6 +3602,33 @@
       <w:sz w:val="20"/>
       <w:szCs w:val="20"/>
     </w:rPr>
+  </w:style>
+  <w:style w:type="character" w:customStyle="1" w:styleId="20">
+    <w:name w:val="Заголовок 2 Знак"/>
+    <w:basedOn w:val="a0"/>
+    <w:link w:val="2"/>
+    <w:uiPriority w:val="9"/>
+    <w:semiHidden/>
+    <w:rsid w:val="000F7426"/>
+    <w:rPr>
+      <w:rFonts w:asciiTheme="majorHAnsi" w:eastAsiaTheme="majorEastAsia" w:hAnsiTheme="majorHAnsi" w:cstheme="majorBidi"/>
+      <w:b/>
+      <w:bCs/>
+      <w:color w:val="4F81BD" w:themeColor="accent1"/>
+      <w:sz w:val="26"/>
+      <w:szCs w:val="26"/>
+    </w:rPr>
+  </w:style>
+  <w:style w:type="paragraph" w:styleId="a3">
+    <w:name w:val="List Paragraph"/>
+    <w:basedOn w:val="a"/>
+    <w:uiPriority w:val="34"/>
+    <w:qFormat/>
+    <w:rsid w:val="000F7426"/>
+    <w:pPr>
+      <w:ind w:left="720"/>
+      <w:contextualSpacing/>
+    </w:pPr>
   </w:style>
 </w:styles>
 </file>
